--- a/Two Kinds of Righteousness Series 2 Part 1 Formatted Docx/Two Kinds of Righteousness Series 2 Part 1 - Track 6_Formatted.docx
+++ b/Two Kinds of Righteousness Series 2 Part 1 Formatted Docx/Two Kinds of Righteousness Series 2 Part 1 - Track 6_Formatted.docx
@@ -4,481 +4,1335 @@
   <w:body>
     <w:p>
       <w:pPr>
-        <w:pStyle w:val="Heading1"/>
+        <w:spacing w:before="240" w:after="160"/>
       </w:pPr>
       <w:r>
-        <w:t>Two Kinds of Righteousness Series 2 Part 1 - Track 6</w:t>
+        <w:rPr>
+          <w:rFonts w:ascii="Georgia" w:hAnsi="Georgia"/>
+          <w:b/>
+          <w:sz w:val="36"/>
+        </w:rPr>
+        <w:t>Two Kinds of Righteousness — Series 2, Part 1: Track 6</w:t>
       </w:r>
     </w:p>
     <w:p>
       <w:pPr>
-        <w:pStyle w:val="Heading2"/>
+        <w:spacing w:before="280" w:after="120"/>
       </w:pPr>
       <w:r>
-        <w:t>The Great Commission as Spiritual Warfare</w:t>
+        <w:rPr>
+          <w:rFonts w:ascii="Georgia" w:hAnsi="Georgia"/>
+          <w:b/>
+          <w:color w:val="1E2D50"/>
+          <w:sz w:val="27"/>
+        </w:rPr>
+        <w:t>Feasting in the Word: Asking for Illumination in the Scriptures</w:t>
       </w:r>
     </w:p>
     <w:p>
+      <w:pPr>
+        <w:spacing w:after="120" w:line="276" w:lineRule="auto"/>
+      </w:pPr>
       <w:r>
-        <w:t>The Great Commission, as outlined in Matthew 28, is fundamentally a supernatural task. When Jesus declares that all authority in heaven and on earth has been given to Him, the use of the term "heaven" points directly to the supernatural realm. This reflects the language found in the Lord's Prayer in Matthew 6, where "Our Father who art in heaven" does not refer to a geographical location where the dead reside, but rather to the Father who dwells in the supernatural realm. The prayer for His kingdom to come and His will to be done on earth as it is in heaven is a call for the supernatural to intersect with the natural world.</w:t>
+        <w:rPr>
+          <w:rFonts w:ascii="Calibri" w:hAnsi="Calibri"/>
+          <w:sz w:val="22"/>
+        </w:rPr>
+        <w:t>Feast together in your word. Thank you for either. Though you've helped us to understand the Scriptures, we ask this morning that you guide our hearts as you provide more wisdom and insight that is found. The knowledge of your Son, Jesus. We ask and receive. There's clarity in the Scriptures as we study through the Old Testament and the Book of Luke, that your minds align with yours together as a church with the whole Jesus Christ, your Son, as he sees us in him, he's glorified and we're edified. Amen. All right, let's have a seat. First Corinthians 15. Quickly. the study will read a whole lot of scriptures this morning and pay very good attention. Don't forget, it's a chain of thoughts that we began a couple of weeks back and just want to continue in that order. First Corinthians 15 and then verse 1.</w:t>
       </w:r>
     </w:p>
     <w:p>
+      <w:pPr>
+        <w:spacing w:after="120" w:line="276" w:lineRule="auto"/>
+      </w:pPr>
       <w:r>
-        <w:t>This understanding of heaven is consistent throughout Matthew's Gospel. In Matthew 16, when Peter confesses that Jesus is the Christ, the Son of the living God, Jesus affirms that this revelation did not come from flesh and blood, but from "my Father, which is in heaven"—meaning it was revealed by His Spirit. Heaven, therefore, denotes the unseen, supernatural world that exists alongside our physical reality. When Jesus speaks of building His church on the rock and declares that the "gates of hell" shall not prevail against it, He is using confrontational language. The "gates of hell" was a known term for a shrine or access point to the underworld. By stating His intent to build His church there, Jesus is openly challenging the powers of the unseen world. He grants His church the keys of the kingdom of heaven, stating that whatever is bound on earth is already bound in heaven, and whatever is loosed on earth is already loosed in heaven.</w:t>
+        <w:rPr>
+          <w:rFonts w:ascii="Calibri" w:hAnsi="Calibri"/>
+          <w:sz w:val="22"/>
+        </w:rPr>
+        <w:t>Moreover, brethren, I declare unto you the gospel which I preached unto you, which also you have received, and wherein you stand, by which also you have. You are saved if you keep in memory what I preached unto you, unless you have believed in vain. For I delivered unto you first of all that which I also received. How Christ died for our sins according to the Scriptures. And he was buried and rose again the third day according to the Scriptures. Now again we look at the word gospel, which I've said is an Isaiah phrase. It's an Old Testament word that has to do with news. News of conquest, the news of the claim of territory, and in the context of Isaiah, the news of the return of the king and kingdom. We've seen that in Isaiah 42, 52, 53, 61.</w:t>
       </w:r>
     </w:p>
     <w:p>
-      <w:r>
-        <w:t xml:space="preserve">These concepts are deeply rooted in the Old Testament, which was the Bible of Jesus and His apostles. The Old Testament consistently uses cosmic imagery—stars, the moon, and the stellar heavens—to point toward supernatural realities. The phrase "host of heaven" frequently refers to supernatural beings, often called </w:t>
-      </w:r>
+      <w:pPr>
+        <w:spacing w:after="120" w:line="276" w:lineRule="auto"/>
+      </w:pPr>
       <w:r>
         <w:rPr>
-          <w:i/>
+          <w:rFonts w:ascii="Calibri" w:hAnsi="Calibri"/>
+          <w:sz w:val="22"/>
         </w:rPr>
-        <w:t>Elohim</w:t>
-      </w:r>
-      <w:r>
-        <w:t xml:space="preserve"> or "sons of God" in Hebrew. The supernatural realm is a core part of God's creation, meaning that both the heavenly (supernatural) and the earthly (natural) coexist. The resurrection of Jesus, as described in Ephesians 1, demonstrates the excelling greatness of God's power, seating Christ in the heavenly places far above all principalities, powers, might, and dominion. Just as Christ has authority in the heavenly realm, the church exercises that authority on earth through the preaching of the gospel.</w:t>
+        <w:t>It's the context of a king has returned. Again you wonder what king. Now cast your mind back to two things or three. The first israel didn't speak about Kings until Exodus 19. the study will see that where Moses spoke to the people, of course, on behalf of God, saying that it's a kingdom of priests among all nations. Exodus 19, 5 and 6. The kingdom of priests. You have the same word Melek used for dominions and kingdoms and all of that. Then you notice again that Moses carefully spoke about how kings should conduct themselves, which means that despite the fact that there wasn't a provision for kings, earthly government and all that, he had made instructions about, that then, very precisely, is when Israel wanted a physical, human king. And Samuel was wondering why they wanted it.</w:t>
       </w:r>
     </w:p>
     <w:p>
-      <w:r>
-        <w:t xml:space="preserve">The term "gospel" itself is a warfare terminology. In Hebrew, it is </w:t>
-      </w:r>
+      <w:pPr>
+        <w:spacing w:after="120" w:line="276" w:lineRule="auto"/>
+      </w:pPr>
       <w:r>
         <w:rPr>
-          <w:i/>
+          <w:rFonts w:ascii="Calibri" w:hAnsi="Calibri"/>
+          <w:sz w:val="22"/>
         </w:rPr>
-        <w:t>basar</w:t>
-      </w:r>
-      <w:r>
-        <w:t xml:space="preserve">, and in Greek, </w:t>
-      </w:r>
-      <w:r>
-        <w:rPr>
-          <w:i/>
-        </w:rPr>
-        <w:t>euaggelion</w:t>
-      </w:r>
-      <w:r>
-        <w:t>. Both terms imply the capture of territories and the taking over of hearts. It is the news of a king and a kingdom making conquests. Making disciples is an act of seizing people from the kingdom of darkness. Thus, the Great Commission is not merely a sociological endeavor; it is spiritual warfare. The weapons of this warfare are not carnal but mighty through God to the pulling down of strongholds, casting down imaginations, and bringing every thought into the obedience of Christ. As believers preach the message of the heavenly kingdom, the Lord confirms the word with signs—such as healing, casting out demons, and speaking with new tongues. The miraculous is simply an intervention of the supernatural in the natural, pointing humanity back to the supernatural reality of God.</w:t>
+        <w:t>And the Lord said, they've not rejected you, they have rejected me. So I want you to have that at the back of your Mind, and that's one of the things the exposition noted in this series, is that you must endeavor to read the Scriptures together. You must study the Old Testament together as a single book and not pick them in piecemeal. So that is critical to understand the place of kingdoms. So when we say return of the king or a conquest, therefore it means that promise that was made has been fulfilled. Has been fulfilled. Now, in what format? Don't forget that when Isaiah gave that promise or that prophecy, Israel was basically experiencing what you can call exile. And so it therefore relates in their world. When you say the kingdom has been returned, the king has come, you are talking from an exile position.</w:t>
       </w:r>
     </w:p>
     <w:p>
       <w:pPr>
-        <w:pStyle w:val="Heading2"/>
+        <w:spacing w:after="120" w:line="276" w:lineRule="auto"/>
       </w:pPr>
       <w:r>
-        <w:t>Understanding the Foundation of the World</w:t>
+        <w:rPr>
+          <w:rFonts w:ascii="Calibri" w:hAnsi="Calibri"/>
+          <w:sz w:val="22"/>
+        </w:rPr>
+        <w:t>And that's the context of reading and studying it. Context, they say always is king. So you look at the exile position things which is vital. So, but again, notice what the good news is, how that Christ died for our sins. Catatuscraphas according to the Scriptures. That's the good news there. And he was buried and raised again the third day according to the Scriptures. And then you find a few other elements that were mentioned by Paul. The preaching in verse 11, verse 12, those who preached that the dead weren't raised, and all of that. And then verse 14, if Christ be not risen, he says that our preaching is vain. And also your faith. This is a Greek word that means rubbish. Rubbish.</w:t>
       </w:r>
     </w:p>
     <w:p>
+      <w:pPr>
+        <w:spacing w:after="120" w:line="276" w:lineRule="auto"/>
+      </w:pPr>
       <w:r>
-        <w:t>To properly interpret the New Testament, one must understand that it is set within the supernatural context of the Old Testament. In Luke 24, Jesus expounds the Scriptures to His disciples, beginning with Moses and the Prophets, revealing all things concerning Himself. The Law of Moses (Genesis to Deuteronomy) serves as the foundational text of the Bible. It is the core doctrine of God and the revelation of His Son. The subsequent books—Joshua, Judges, the Prophets, and the Psalms—are essentially commentaries or epistles interpreting the Law of Moses. Therefore, the New Testament epistles cannot be fully understood without a solid grasp of the Old Testament. One must interpret Bible words using the Bible itself, avoiding the imposition of modern meanings on ancient texts.</w:t>
+        <w:rPr>
+          <w:rFonts w:ascii="Calibri" w:hAnsi="Calibri"/>
+          <w:sz w:val="22"/>
+        </w:rPr>
+        <w:t>Then in 17, he says, if Christ be not raised, then your faith is vain and you are yet in your sins. Now notice that the context of exile, therefore will relate to this. You are yet in your sins. Put it in brackets and say you are in exile. So which means that the exile position of the Old Testament was to show the bondage of sin. As very well, the Old Testament was written using real life experiences in the format of a parable or an imagery to show deeper spiritual truths. So when you were saying according to the Scriptures and you refer to sins, that means that I'll go back and reread it, without necessarily having to look out for Christ written in any text was seen within the experiences of the Old Testament saints.</w:t>
       </w:r>
     </w:p>
     <w:p>
+      <w:pPr>
+        <w:spacing w:after="120" w:line="276" w:lineRule="auto"/>
+      </w:pPr>
       <w:r>
-        <w:t>For instance, the term "Satan" in the Old Testament is not exclusively a proper noun referring to a singular evil entity; it often means an adversary or one who opposes. In certain contexts, it refers to an activity of opposition. Understanding this linguistic nuance prevents erroneous conclusions.</w:t>
+        <w:rPr>
+          <w:rFonts w:ascii="Calibri" w:hAnsi="Calibri"/>
+          <w:sz w:val="22"/>
+        </w:rPr>
+        <w:t>Christ died for our sins according to the Scriptures, and he was raised from the dead the third day. Catatast Graphites. According to the Scriptures, again, it also refers to the fact that there's no text or scripture. He's referring to saying that when the reader examines them together, which implies already that theology has to be systematic. It cannot be reactionary, it cannot be momentary. It has to be deliberately systematic. What by that is that the reader the student must develop the capacity to read Scriptures together and in a systematic fashion. Orderly, if you mind. So when we look at what I call the most slippery. This is arguably the most slippery part, explaining the Old Testament is either you go the route of, well, Old Testament people didn't know God, which is simplistic and very dangerous.</w:t>
       </w:r>
     </w:p>
     <w:p>
-      <w:r>
-        <w:t xml:space="preserve">A crucial phrase that recurs in the New Testament is "from the foundation of the world." The Greek phrase is </w:t>
-      </w:r>
+      <w:pPr>
+        <w:spacing w:after="120" w:line="276" w:lineRule="auto"/>
+      </w:pPr>
       <w:r>
         <w:rPr>
-          <w:i/>
+          <w:rFonts w:ascii="Calibri" w:hAnsi="Calibri"/>
+          <w:sz w:val="22"/>
         </w:rPr>
-        <w:t>apo kataboles kosmou</w:t>
-      </w:r>
-      <w:r>
-        <w:t xml:space="preserve">. </w:t>
-      </w:r>
-      <w:r>
-        <w:rPr>
-          <w:i/>
-        </w:rPr>
-        <w:t>Katabole</w:t>
-      </w:r>
-      <w:r>
-        <w:t xml:space="preserve"> means foundation, conception, or the sowing of a seed, while </w:t>
-      </w:r>
-      <w:r>
-        <w:rPr>
-          <w:i/>
-        </w:rPr>
-        <w:t>kosmos</w:t>
-      </w:r>
-      <w:r>
-        <w:t xml:space="preserve"> refers to arrangement or order. When Jesus says in Matthew 13 that He will utter things kept secret from the foundation of the world, or when Matthew 25 speaks of inheriting the kingdom prepared from the foundation of the world, these are not references to a mysterious, prehistoric era. Rather, "the foundation of the world" specifically refers to the Book of Genesis. Genesis is the foundation where the seed of God's redemptive plan was sown.</w:t>
+        <w:t>Because if you use that platform, anything you do to the Old Testament, never forget that what is called the New Testament and the Old Testament is a matter of semantics. So the semantics, because the Old and the newness of it has nothing to do with the time. So when you refer to, oh, that's the Old Testament, and then you quickly run out of the explanation, it simply means that you are going to create a lot of landmines which will evolve. And that's, I guess, one of the ways why we have not been able to properly handle the typical atheist whose grouse is in how we explain the Old Testament. Now the study will be able to. It's a very slippery area. And so I would really require that you think and think very well with me.</w:t>
       </w:r>
     </w:p>
     <w:p>
-      <w:r>
-        <w:t xml:space="preserve">This is confirmed in Luke 11, where the blood of the prophets shed "from the foundation of the world" is explicitly traced back to "the blood of Abel" in Genesis. Similarly, Hebrews 4 links the finishing of God's works "from the foundation of the world" to His resting on the seventh day in Genesis. The writer of Hebrews uses the same root word, </w:t>
-      </w:r>
+      <w:pPr>
+        <w:spacing w:after="120" w:line="276" w:lineRule="auto"/>
+      </w:pPr>
       <w:r>
         <w:rPr>
-          <w:i/>
+          <w:rFonts w:ascii="Calibri" w:hAnsi="Calibri"/>
+          <w:sz w:val="22"/>
         </w:rPr>
-        <w:t>katabole</w:t>
-      </w:r>
-      <w:r>
-        <w:t>, to describe Sarah conceiving seed. Thus, the "foundation of the world" is the sowing of the seed in Genesis, and the "last days" or "end of the world" refers to the harvest of that seed, which occurs in the four Gospels and the Book of Acts.</w:t>
+        <w:t>the study will navigate it together because it's an. I think I told you a few years ago that the study examines the wars, and that's where we are now. The other ones we studied so far were very elementary, very easy to pass, but want to look at the wars and the Bible, as honest as it is, records it for you. So now I will tell you my challenge initially, which I believe I've overcome and I'm confident I have, was because if you initially look at it, oh yeah, it's the Old Testament. Look at the elementary explanation, whether they didn't hear God well, and then you won't go and say, well, and then you say, is the devil. Of course, all that's in the scenario is the devil. Demons, angels, missed it. Fine. But then you go to.</w:t>
       </w:r>
     </w:p>
     <w:p>
-      <w:r>
-        <w:t>There is another related phrase: "before the foundation of the world" (</w:t>
-      </w:r>
+      <w:pPr>
+        <w:spacing w:after="120" w:line="276" w:lineRule="auto"/>
+      </w:pPr>
       <w:r>
         <w:rPr>
-          <w:i/>
+          <w:rFonts w:ascii="Calibri" w:hAnsi="Calibri"/>
+          <w:sz w:val="22"/>
         </w:rPr>
-        <w:t>pro kataboles kosmou</w:t>
-      </w:r>
-      <w:r>
-        <w:t xml:space="preserve">). The prefix </w:t>
-      </w:r>
-      <w:r>
-        <w:rPr>
-          <w:i/>
-        </w:rPr>
-        <w:t>pro</w:t>
-      </w:r>
-      <w:r>
-        <w:t xml:space="preserve"> denotes intention or existence prior to the sowing of the seed. When Ephesians 1 says we were chosen in Him "before the foundation of the world," it points to God's eternal intention before He even laid out the plan in Genesis. By recognizing that "the foundation of the world" refers to the Genesis narrative—specifically Eden—we can trace God's original purpose for humanity.</w:t>
+        <w:t>Before I go there, you now need to explain, how nobody who is a hero, or let's say arguably 75% of the heroes of faith were involved in exactly what we are talking about. And so the issue now would be, okay, how do you come out of that? Again, we come back to the burden, if you of a systematic approach to scripture. So Hebrews 11 was where I met the grimmest of all challenges. And I use the word grim with all sense of responsibility. Hebrews 11, which, we could run away with the Pauline cryptic explanation of Second Corinthians 10. Three, though we walk in the flesh. We don't war after the flesh. The weapons of our warfare are not canal.</w:t>
       </w:r>
     </w:p>
     <w:p>
       <w:pPr>
-        <w:pStyle w:val="ListBullet"/>
-      </w:pPr>
-      <w:r/>
+        <w:spacing w:after="120" w:line="276" w:lineRule="auto"/>
+      </w:pPr>
       <w:r>
         <w:rPr>
-          <w:i/>
+          <w:rFonts w:ascii="Calibri" w:hAnsi="Calibri"/>
+          <w:sz w:val="22"/>
         </w:rPr>
-        <w:t>Luke 11:50-51</w:t>
-      </w:r>
-      <w:r>
-        <w:rPr>
-          <w:i/>
-        </w:rPr>
+        <w:t>When Paul is saying that already he's reading the Old Testament out for you. But almighty through God to the pulling down strongholds, casting down every imagination, bringing every thought to the obedience of Christ. And every item that exhausts against knowledge of God. Bring every thought to the obedience of Christ. Then you look at that and say yeah, that's 1 Timothy 6 and 12. Fight the good fight. Fight of faith. Second Timothy 4, 7. I fought the good fight. Maybe Jude 3, maybe that's not pointing with Jude 3. Contend anything for the faith. And then you go away with that. But then you have Hebrews 11. And Hebrews 11 presents for us a scenario that requires explanation. that Paul is clear. But in Hebrews 11, verse 32 now mentions the wars.</w:t>
       </w:r>
     </w:p>
     <w:p>
+      <w:pPr>
+        <w:spacing w:after="120" w:line="276" w:lineRule="auto"/>
+      </w:pPr>
       <w:r>
-        <w:t>[50] That the blood of all the prophets, which was shed from the foundation of the world, may be required of this generation;</w:t>
+        <w:rPr>
+          <w:rFonts w:ascii="Calibri" w:hAnsi="Calibri"/>
+          <w:sz w:val="22"/>
+        </w:rPr>
+        <w:t>He says, what shall I say more would say there is actually to describe for the time will fail me to tell of Gideon, of Barak, of Samson, of Jephthah, of David, also of Samuel and the prophets. These are known figures. In other words, he stopped initially at Joshua. And then in fact we shouldn't do that. We should look at, you look at. Okay, initially you look at. Well, they were in Egypt, the Honda Bondage. So you can explain the way God rescued them from Egypt, the Exodus. They only perished because they were trying to do it by their strength. And that's fine. But then you now start talking about 30 by faith the walls of Jericho fell down.</w:t>
       </w:r>
     </w:p>
     <w:p>
+      <w:pPr>
+        <w:spacing w:after="120" w:line="276" w:lineRule="auto"/>
+      </w:pPr>
       <w:r>
-        <w:t>[51] From the blood of Abel unto the blood of Zacharias, which perished between the altar and the temple: verily I say unto you, It shall be required of this generation.</w:t>
+        <w:rPr>
+          <w:rFonts w:ascii="Calibri" w:hAnsi="Calibri"/>
+          <w:sz w:val="22"/>
+        </w:rPr>
+        <w:t>You need to go and read that story to know that it's not saying that there was just one fence somewhere came down and everybody clapped and they walked through it. You get it? Then he says that after they had encompassed about seven days by faith Rahab the Arlot perished not with them that believed not when she had received the spies with peace. And then you look at the fact that this writer has included war and used war in a positive light. Because when he said they perished, I hope he's not talking about the end of life. He's talking about a war. Then he says, well, time will fail him. He's now in Joshua is now in Judges to talk about Gideon Barak, not Obama, Samson, Jephthah, David, Samuel and of the prophet.</w:t>
       </w:r>
     </w:p>
     <w:p>
       <w:pPr>
-        <w:pStyle w:val="ListBullet"/>
-      </w:pPr>
-      <w:r/>
+        <w:spacing w:after="120" w:line="276" w:lineRule="auto"/>
+      </w:pPr>
       <w:r>
         <w:rPr>
-          <w:i/>
+          <w:rFonts w:ascii="Calibri" w:hAnsi="Calibri"/>
+          <w:sz w:val="22"/>
         </w:rPr>
-        <w:t>Hebrews 4:3-4</w:t>
-      </w:r>
-      <w:r>
-        <w:rPr>
-          <w:i/>
-        </w:rPr>
+        <w:t>A period you can call will be the fundamental background of wars and call it in today's language alleged and suspected genocide. Then 33 becomes more troubling. Who through faith subdued kingdoms, wrought righteousness. Wow. Obtained promises Stopped the mouth of lions, quenched the violence of fire, escaped the edge of the sword, out of weakness were made strong, waxed valiant in the fight, turned to fly the armies of the aliens. So the writer of Hebrews has simply allowed the facts to come to our faces. So we have Joshua judges one of the of course, you have first Samuel to second Samuel areas that I'm sure we didn't know the implications by ignoring it until you look at the fact that the epistles here have put it in writing for you to see that they were by faith. So let's examine the words. 33 Says subdued kingdoms.</w:t>
       </w:r>
     </w:p>
     <w:p>
+      <w:pPr>
+        <w:spacing w:after="120" w:line="276" w:lineRule="auto"/>
+      </w:pPr>
       <w:r>
-        <w:t>[3] For we which have believed do enter into rest, as he said, As I have sworn in my wrath, if they shall enter into my rest: although the works were finished from the foundation of the world.</w:t>
+        <w:rPr>
+          <w:rFonts w:ascii="Calibri" w:hAnsi="Calibri"/>
+          <w:sz w:val="22"/>
+        </w:rPr>
+        <w:t>The word there is the word katagozonimai K T a G O N I Z o m a I Basileios used for kingdoms, which literally means they overcame kingdoms and took power. Then he says there, that's verse 33. And wrought righteousness. Now the word wrought is the word egazomai, which means to perform E r G a Z o m I used 41 times REM testament Greek. It means to perform righteousness. Righteousness is the word diacozuli, which is also used for justice or putting things right. So in other words, he's saying the wars put things right. The wars, they put things like Darko Sunni. naturally you probably talk about righteousness and no condemnation. But this concept here is righteousness of doing the right things or putting things right. So he calls the wars justified.</w:t>
       </w:r>
     </w:p>
     <w:p>
+      <w:pPr>
+        <w:spacing w:after="120" w:line="276" w:lineRule="auto"/>
+      </w:pPr>
       <w:r>
-        <w:t>[4] For he spake in a certain place of the seventh day on this wise, And God did rest the seventh day from all his works.</w:t>
+        <w:rPr>
+          <w:rFonts w:ascii="Calibri" w:hAnsi="Calibri"/>
+          <w:sz w:val="22"/>
+        </w:rPr>
+        <w:t>Then mentions obtain promises, stop the mouth of lions, which is where you have to stop a little bit and pose. Because observing the Old Testament very well, maybe there are just two people you are going to talk about when it comes to lions. You talk about Samson, who has already been mentioned, and the next person is Daniel, who has not been mentioned. So if you say stop the mouth of lions, it can't be one lion. And in this case the mouth of the lion was not even stopped. The lion was killed.</w:t>
       </w:r>
     </w:p>
     <w:p>
       <w:pPr>
-        <w:pStyle w:val="Heading2"/>
+        <w:spacing w:after="120" w:line="276" w:lineRule="auto"/>
       </w:pPr>
       <w:r>
-        <w:t>Man as God's Method</w:t>
+        <w:rPr>
+          <w:rFonts w:ascii="Calibri" w:hAnsi="Calibri"/>
+          <w:sz w:val="22"/>
+        </w:rPr>
+        <w:t>So when he says stop the mouth of lions, we need to look at the word stop, which is the word frasso in the P H R a double S o which interestingly at Paul had mentioned in Romans 3:19 every mouth may be stopped, referring to all men being guilty by the law. Romans 3:19 and then 2nd Corinthians 11 and verse 10, Second Corinthians 11:10 as the truth of Christ is in me, no man shall stop me of this boasting in the regions of Achaia, which means the stopping of the mouth of lions has a lot to do with what was Said. And that's why he uses the word stomata, used for speech. So therefore, look at the word lions. Of course, if I read lions, the first thing on my mind is the zoo or lions in the forest. Forest.</w:t>
       </w:r>
     </w:p>
     <w:p>
+      <w:pPr>
+        <w:spacing w:before="160" w:after="160"/>
+      </w:pPr>
       <w:r>
-        <w:t>From Eden onward, man has consistently been at the center of God's will and purpose. God's method for operating in the earth is man. In Genesis 1, God declares, "Let us make man in our image, after our likeness." Even after the fall, God's solution was introduced through man—the "seed of the woman" in Genesis 3:15. When humanity became utterly wicked in Genesis 6, God found Noah. When men rebelled and built the Tower of Babel, God called Abraham. When Israel was enslaved in Egypt, God sent Moses. Throughout history, God has always utilized human vessels to execute His plans. As it has been rightly said, if you want to know what God is doing, look for the man He is using.</w:t>
+        <w:rPr>
+          <w:color w:val="B4B4B4"/>
+        </w:rPr>
+        <w:t>―――――――――――――――――――――――――――――――――――</w:t>
       </w:r>
     </w:p>
     <w:p>
+      <w:pPr>
+        <w:spacing w:before="280" w:after="120"/>
+      </w:pPr>
       <w:r>
-        <w:t>This principle is evident in the ministry of Jesus. When He saw the multitudes harassed and helpless, "like sheep without a shepherd"—a phrase echoing Moses' plea in Numbers 27—Jesus did not ask the Father to perform a sovereign, unmediated miracle. Instead, He instructed His disciples to pray for laborers. His solution to the harvest was to call the twelve and send them forth. Man is God's method. The ultimate cure to unbelief and spiritual need is sending God's men. We are called to be keepers of the garden, cultivating God's presence, just as Adam was instructed to dress and keep Eden.</w:t>
+        <w:rPr>
+          <w:rFonts w:ascii="Georgia" w:hAnsi="Georgia"/>
+          <w:b/>
+          <w:color w:val="1E2D50"/>
+          <w:sz w:val="27"/>
+        </w:rPr>
+        <w:t>The Lion and the Lamb: Shifting Biblical Zoology Across Testaments</w:t>
       </w:r>
     </w:p>
     <w:p>
-      <w:r>
-        <w:t xml:space="preserve">The story of the creation of Eve further illustrates God's temple order. The "rib" taken from Adam is the Hebrew word </w:t>
-      </w:r>
+      <w:pPr>
+        <w:spacing w:after="120" w:line="276" w:lineRule="auto"/>
+      </w:pPr>
       <w:r>
         <w:rPr>
-          <w:i/>
+          <w:rFonts w:ascii="Calibri" w:hAnsi="Calibri"/>
+          <w:sz w:val="22"/>
         </w:rPr>
-        <w:t>tsela</w:t>
-      </w:r>
-      <w:r>
-        <w:t>, which is primarily a tabernacle or temple term used for the sides or pillars of the sanctuary. It indicates that God's temple is comprised of both male and female. In the true priesthood of God's Spirit, there is neither male nor female; both are equally part of God's building. The Levitical priesthood, which was exclusively male, was a permissive allowance, not God's original design for His nation of priests.</w:t>
+        <w:t>But lions are used differently in New Testament Greek, for example. Of course, it's the word Leon L E O N. Then you have second Timothy, chapter four and verse seven or seventeen notwithstanding, the Lord stood with me and strengthened me, that by me the preaching might be made fully known, and that all Gentiles might fear. And I was delivered out of the mouth of. Of the lion. See, the word lion there is used for persecutors or enemies. 1 Peter 5:8. Be sober, be vigilant, because you advance with the devil. As a roaring lion walks about seeking whom he may divorce. So lion is definitely figurative. Revelation 4:7, where he uses lion.</w:t>
       </w:r>
     </w:p>
     <w:p>
-      <w:r>
-        <w:t xml:space="preserve">When David asks in Psalm 8, "What is man, that thou art mindful of him?" he is marveling that despite the existence of glorious, invisible </w:t>
-      </w:r>
+      <w:pPr>
+        <w:spacing w:after="120" w:line="276" w:lineRule="auto"/>
+      </w:pPr>
       <w:r>
         <w:rPr>
-          <w:i/>
+          <w:rFonts w:ascii="Calibri" w:hAnsi="Calibri"/>
+          <w:sz w:val="22"/>
         </w:rPr>
-        <w:t>Elohim</w:t>
-      </w:r>
-      <w:r>
-        <w:t>, God chose to give dominion to visible, physical man. Though man is "made a little lower than the angels" in terms of physical limitations—unable to appear and disappear at will—this does not equate to inferiority in authority or purpose. The ultimate proof of this is the Incarnation. God did not take the form of an angel; He became a man. Jesus was made a little lower than the angels for the suffering of death, but He is now crowned with glory and honor, with all things placed under His feet.</w:t>
+        <w:t>Of course, just Revelation 4:7, 5, 5, 9, 8, 9, 17, 10, 3 and 132 Revelation 4:7, Revelation 5:5 Revelation 9:8, Revelation 9:17, Revelation 10:3 and Revelation 13, verse 2 shows the lion as figurative. So Hebrews 11. So he therefore typifies. The wars are stopping the mouth of lions. Then he says, quench the violence of fire. Escaped the edge of the sword out of weakness were made strong. Pay attention. Somewhere, he says, waxed valiant in the fight, turned to flight the armies of the aliens. Check the word Amish. You'll see why it is vital that you take note of this. It's the word paramboli. P R E M B O L e. You have 11 times in New Testament Greek and is used for a camp or call it barracks, what is called barracks today, a fortress of a military formation.</w:t>
       </w:r>
     </w:p>
     <w:p>
+      <w:pPr>
+        <w:spacing w:after="120" w:line="276" w:lineRule="auto"/>
+      </w:pPr>
       <w:r>
-        <w:t>God's commitment to using man is profound because it means He works through imperfect, flawed vessels. The biblical narrative is not a sanitized account of perfect people. Adam failed; Noah became drunk; Abraham lied; Jacob was deceptive; Moses had anger issues; David committed grievous sins; and the apostles often displayed unbelief and cowardice. Yet, God's method remained man. He placed His treasure in earthen vessels so that the excellency of the power may be of God and not of men. If God could use these men despite their weaknesses, it demonstrates His unwavering loyalty to His own method.</w:t>
+        <w:rPr>
+          <w:rFonts w:ascii="Calibri" w:hAnsi="Calibri"/>
+          <w:sz w:val="22"/>
+        </w:rPr>
+        <w:t>In the same Hebrews 13:11, the word paramboli is used where the writer says, for the bodies of those beasts whose blood is brought into the sanctuary by the high priest for sin are burnt without the peremboli cup. Then verse 13, Let us go forth therefore unto him, without the Parambodi, that is, come bearing his reproach. So he therefore talks about the fortress, an army. Again, verse 34, he says, turn to flight the armies, which means talks about fight, which is the word battle. Literally means fight. basically again, when he says it turned to flight, there's a word klino, which means that's about seven. seven times is used in verse 34. It means to cost, to bow. To cost to bow. Okay, you can add to the camp the word parambul is. Or Revelation 29, just for further reference.</w:t>
       </w:r>
     </w:p>
     <w:p>
       <w:pPr>
-        <w:pStyle w:val="ListBullet"/>
-      </w:pPr>
-      <w:r/>
+        <w:spacing w:after="120" w:line="276" w:lineRule="auto"/>
+      </w:pPr>
       <w:r>
         <w:rPr>
-          <w:i/>
+          <w:rFonts w:ascii="Calibri" w:hAnsi="Calibri"/>
+          <w:sz w:val="22"/>
         </w:rPr>
-        <w:t>Psalm 8:4-6</w:t>
-      </w:r>
-      <w:r>
-        <w:rPr>
-          <w:i/>
-        </w:rPr>
+        <w:t>I said klino K L I N O, which means to cause, to bow. Literally. So it means exploits of war were commended. Then he says to turn to flight the armies or camps of fortresses or military formations of the aliens. Aliens. There is the Greek word allotrios, a double L O T, R I O, S used for others. Hebrews 9:25, Hebrews 11:9. In a strange country. In a strange country, which means another place. So it's clear that he is explaining the wars as actions of faith. That's a bit of a slippery ground, like I mentioned. But then you look at the context of that statement will be your 35 women received their dead, raised to life again. Others were tortured, not accepting deliverance that they might obtain a better resurrection. Others had trial of cruel mockings and scourgings, yea, moreover, of bonds and imprisonment.</w:t>
       </w:r>
     </w:p>
     <w:p>
+      <w:pPr>
+        <w:spacing w:after="120" w:line="276" w:lineRule="auto"/>
+      </w:pPr>
       <w:r>
-        <w:t>[4] What is man, that thou art mindful of him? and the son of man, that thou visitest him?</w:t>
+        <w:rPr>
+          <w:rFonts w:ascii="Calibri" w:hAnsi="Calibri"/>
+          <w:sz w:val="22"/>
+        </w:rPr>
+        <w:t>So he has switched from the wars to persecution. So that context shows you that the wars. Pay attention, please. The wars, even though they appeared offensive in some instances, were majorly defensive. I would explore that. It says others had trial of cruel mockings and scourgings, yea, moreover, of bonds and imprisonment. Verse 37. They were stoned, they were sawn asunder, were tempted, were slain with the sword. They wandered about in sheepskins. God's kings, being destitute, afflicted, tormented, of whom the world was not worthy. They wandered in deserts, he says, in mountains, in dens and caves of the earth. And these all, having obtained a good report through faith, received not promise. So look at the context that this is put. He has switched from those who seem to have the upper hand in battle to those who were at the receiving hand.</w:t>
       </w:r>
     </w:p>
     <w:p>
+      <w:pPr>
+        <w:spacing w:after="120" w:line="276" w:lineRule="auto"/>
+      </w:pPr>
       <w:r>
-        <w:t>[5] For thou hast made him a little lower than the angels, and hast crowned him with glory and honour.</w:t>
+        <w:rPr>
+          <w:rFonts w:ascii="Calibri" w:hAnsi="Calibri"/>
+          <w:sz w:val="22"/>
+        </w:rPr>
+        <w:t>And so that is, again, like I said, a cause for thinking. Then it says they didn't obtain the promise, but what they did yet was through faith. So that means the context, really, eventually, by the time you look at the 35, 36, 37, maybe 34, you begin to view that there was a view in mind when those things were done. observing whether it's Rahab, whether it's Joshua, whether it's Moses, Abraham, that means everything had to do with a view in mind. So a view was in mind when those things were done. And it picks out individuals. He's not talking about a nation of people. That's why he mentions individuals. Because if he had used a nation of people, then there would have been a problem in the way we studied it.</w:t>
       </w:r>
     </w:p>
     <w:p>
+      <w:pPr>
+        <w:spacing w:after="120" w:line="276" w:lineRule="auto"/>
+      </w:pPr>
       <w:r>
-        <w:t>[6] Thou madest him to have dominion over the works of thy hands; thou hast put all things under his feet:</w:t>
+        <w:rPr>
+          <w:rFonts w:ascii="Calibri" w:hAnsi="Calibri"/>
+          <w:sz w:val="22"/>
+        </w:rPr>
+        <w:t>Because he says in verse chapter 11, again, verse one, he says, now faith is the substance. Talking about the Old Testament, you look at the context of that is we are not of them that draw back. Hebrews 10:39 but those who believe to the saving of the soul talks about a more enduring substance in verse 34, reward that is eternal. 35 Then he says, faith is the substance hypostasis of things hoped for the electros evidence or convictions of things not seen. And then he says, so that means that the study will see people who will carry out activities and deeds in the flesh, in the natural, in view of something that eyes hadn't seen.</w:t>
       </w:r>
     </w:p>
     <w:p>
       <w:pPr>
-        <w:pStyle w:val="Heading2"/>
+        <w:spacing w:after="120" w:line="276" w:lineRule="auto"/>
       </w:pPr>
       <w:r>
-        <w:t>The Rhetoric of Old Testament Wars</w:t>
+        <w:rPr>
+          <w:rFonts w:ascii="Calibri" w:hAnsi="Calibri"/>
+          <w:sz w:val="22"/>
+        </w:rPr>
+        <w:t>Now what you're going to do, because the study will come back on this on Monday after we have crossed some barriers today, what the study will do is to reread Hebrews 11 and it will present for you two critical thinking points. Now you will find, for example Abel, who offered the very first person there is Abel, who offers offered a more excellent sacrifice than Cain. And yet we will not find any animal in view. Basically he's talking about what Abel did in view of Christ suffering and resurrection. Then you now discover that he will speak about an Enoch who was translated that he shouldn't see death. You now find out, okay, something was done about something that will be seen later. Then you also look at Noah who built an ark that wasn't salvation, but merely pointed to something different.</w:t>
       </w:r>
     </w:p>
     <w:p>
+      <w:pPr>
+        <w:spacing w:after="120" w:line="276" w:lineRule="auto"/>
+      </w:pPr>
       <w:r>
-        <w:t>A significant portion of understanding the Old Testament, particularly the books of Joshua and Judges, requires dealing with the conquest of Canaan. Reading these accounts through the lens of modern twenty-first-century ethics often leads to confusion or the erroneous conclusion that God sanctioned ethnic cleansing and genocide. To properly interpret these texts, we must adhere to the principle of understanding the "why" before the "what," and we must decode the Near Eastern war rhetoric of the era.</w:t>
+        <w:rPr>
+          <w:rFonts w:ascii="Calibri" w:hAnsi="Calibri"/>
+          <w:sz w:val="22"/>
+        </w:rPr>
+        <w:t>Then you go to Abraham's longest of the stories. And then Abraham, Isaac and Jacob. Then Joseph is mentioned. Then you hear about Moses and then the Exodus and then Joshua. Then within Joshua you have Rahab. Then the different persons mentioned. So which means that faith therefore will not be what they did, but what they believed. That's first thinking point. The second thinking point is to also see that the activities right where human, human explanations or say interpretations of the acts of Christ. When you talk about the pragmaton, things hoped for, things not seen, that's something to think about. So the thinking points will be it's faith not because the actions were perfect, but it's faith because it was done in view of Christ.</w:t>
       </w:r>
     </w:p>
     <w:p>
-      <w:r>
-        <w:t xml:space="preserve">Hebrews 11 provides a crucial framework for this discussion. The writer lists various Old Testament figures—Gideon, Barak, Samson, Jephthah, David, and Samuel—and states that through faith they "subdued kingdoms, wrought righteousness, obtained promises, stopped the mouths of lions, quenched the violence of fire, escaped the edge of the sword, out of weakness were made strong, waxed valiant in fight, turned to flight the armies of the aliens." The Greek word used for wrought righteousness is </w:t>
-      </w:r>
+      <w:pPr>
+        <w:spacing w:after="120" w:line="276" w:lineRule="auto"/>
+      </w:pPr>
       <w:r>
         <w:rPr>
-          <w:i/>
+          <w:rFonts w:ascii="Calibri" w:hAnsi="Calibri"/>
+          <w:sz w:val="22"/>
         </w:rPr>
-        <w:t>ergazomai dikaiosunen</w:t>
-      </w:r>
-      <w:r>
-        <w:t>, which means to perform justice or to put things right. The writer of Hebrews commends these wartime exploits as actions of faith. But how can wars of apparent extermination be acts of faith?</w:t>
+        <w:t>Now something should readily come to your mind very quickly or three things in our study so far. You go to your Romans 14 and how somebody doesn't eat herbs, others eats all things. And Paul says here, fine, he might be weak in faith, Romans 14:1. But what he has done, even though we know that there's nothing impure of himself, but what he has done, not the herbs, not the eating of the herbs, but the persuasion and the devotion to God, Paul says, approved of God. So that shows you that certain actions might be imperfect. They will however, be justified because the actor believed God or believed his word. I hope you are following what I'm saying. Then you look at when Jesus spoke about the widow. The widow, for example, was going to cast all she had in the treasury of the temple.</w:t>
       </w:r>
     </w:p>
     <w:p>
+      <w:pPr>
+        <w:spacing w:after="120" w:line="276" w:lineRule="auto"/>
+      </w:pPr>
       <w:r>
-        <w:t>First, we must cross the language barrier. Ancient Near Eastern military accounts frequently utilized extreme hyperbolic language and braggadocio. When Joshua records that they "utterly destroyed all that breathed" and "left none remaining," this was a standard rhetorical device of the time used to claim a decisive victory, not a literal description of total annihilation. We see similar boasting in historical texts from other nations of that era. For example, Pharaoh Thutmose III of Egypt bragged that the army of Mitanni was "annihilated totally," yet the Mitanni lived on to fight for centuries. King Mesha of Moab boasted that "Israel is wasted, his seed is not," which was patently false. This hyperbolic war language was the accepted cultural idiom for reporting military triumphs.</w:t>
+        <w:rPr>
+          <w:rFonts w:ascii="Calibri" w:hAnsi="Calibri"/>
+          <w:sz w:val="22"/>
+        </w:rPr>
+        <w:t>Jesus says she's doing it out of oppression because this is wrong, this is manipulation, this is extortion. But he says she has cast in more than the rich. He commends her action. He commends her faith and devotion, even though what she did was under oppression. So for me, those are thinking points that will help us navigate through the context of the Old Testament. Like we all said in their own world, our world is very different now. And certain things that could have been justified then can be justified today because of our world. I hope you are following what I'm saying. Therefore you must have these two thinking lines, okay? The first is this is done by faith.</w:t>
       </w:r>
     </w:p>
     <w:p>
+      <w:pPr>
+        <w:spacing w:after="120" w:line="276" w:lineRule="auto"/>
+      </w:pPr>
       <w:r>
-        <w:t>The internal evidence of the Bible itself contradicts a literal interpretation of total annihilation. While Joshua 10 and 11 describe complete destruction, later passages in Joshua and Judges clearly show that the Canaanites, Jebusites, and other nations continued to live in the land. Judges 1 explicitly states that Benjamin did not drive out the Jebusites from Jerusalem, and that Manasseh did not drive out the inhabitants of several towns. The Canaanites continued to dwell among the Israelites. Caleb, in Joshua 14, still had to ask for permission to drive out the Anakims from Hebron, even though earlier chapters claimed they had already been completely destroyed. The "destruction" described was not a literal mass killing of every man, woman, and child, but rather the breaking of military and political power.</w:t>
+        <w:rPr>
+          <w:rFonts w:ascii="Calibri" w:hAnsi="Calibri"/>
+          <w:sz w:val="22"/>
+        </w:rPr>
+        <w:t>And I'm not going to be nobody going to ask you to build an ark anymore or to offer an Isaac in view of the resurrection or cross the Red Sea. But those things will stand as call it actions of people that were commended. Hebrews 11 and 2 elders obtained a good report. The word maturu is used press botorion. The elders of Israel obtain a good report by faith. And the church is not asked to start fighting those wars or asked to build an ark, because that will be taking it out of context. You must go back to the context why those things were called diakosune. Who is following what I'm saying here? So you must restrict yourself to their world.</w:t>
       </w:r>
     </w:p>
     <w:p>
       <w:pPr>
-        <w:pStyle w:val="ListBullet"/>
-      </w:pPr>
-      <w:r/>
+        <w:spacing w:after="120" w:line="276" w:lineRule="auto"/>
+      </w:pPr>
       <w:r>
         <w:rPr>
-          <w:i/>
+          <w:rFonts w:ascii="Calibri" w:hAnsi="Calibri"/>
+          <w:sz w:val="22"/>
         </w:rPr>
-        <w:t>Joshua 10:40</w:t>
-      </w:r>
-      <w:r>
-        <w:rPr>
-          <w:i/>
-        </w:rPr>
+        <w:t>And then like we have said, when it comes to interpretation of Scriptures, the first thing is what's written, how is it explained? How's the explained? What is in the context? The context is both historical, theological, sociological. Couple of things come to mind. Then you look at the application. You take today's world. If you don't understand the first two, the third one becomes a mirage. You first will say what is written. Then you get your grammar correctly, you get your the use of words correctly, you get that in view, of course, study the scriptures in a wholesome fashion. Then you look at how is it explained, which I said would require more than just face value reading and going to a bit more of their world. And then having understood that, then you bring it into our world.</w:t>
       </w:r>
     </w:p>
     <w:p>
+      <w:pPr>
+        <w:spacing w:after="120" w:line="276" w:lineRule="auto"/>
+      </w:pPr>
       <w:r>
-        <w:t>[40] So Joshua smote all the country of the hills, and of the south, and of the vale, and of the springs, and all their kings: he left none remaining, but utterly destroyed all that breathed, as the LORD God of Israel commanded.</w:t>
+        <w:rPr>
+          <w:rFonts w:ascii="Calibri" w:hAnsi="Calibri"/>
+          <w:sz w:val="22"/>
+        </w:rPr>
+        <w:t>And then you have how Paul was able to write 2nd Corinthians 10, 3 and 4. So the basic thing is you're not asked to do this, you're not asked to not give away the spice. You're not asked to do that. But you are asked to look at why they did what they did. And so that means that a whole lot will come more into the why than the what. If you pay attention to the what, then you miss the context. And the last time we began to look at, I gave you an application. For example, some of you who are lawyers will know there's what is called the mens rea principle in criminal justice system, where you say, well, yes, I can see that he brought out a gun, okay?</w:t>
       </w:r>
     </w:p>
     <w:p>
       <w:pPr>
-        <w:pStyle w:val="ListBullet"/>
-      </w:pPr>
-      <w:r/>
+        <w:spacing w:after="120" w:line="276" w:lineRule="auto"/>
+      </w:pPr>
       <w:r>
         <w:rPr>
-          <w:i/>
+          <w:rFonts w:ascii="Calibri" w:hAnsi="Calibri"/>
+          <w:sz w:val="22"/>
         </w:rPr>
-        <w:t>Judges 1:21</w:t>
-      </w:r>
-      <w:r>
-        <w:rPr>
-          <w:i/>
-        </w:rPr>
+        <w:t>And then you on the street, you say, he's a murderer, not a judge. You say, no. Why did he bring out a gun? The first thing is, did he get the gun legally? Yes, he did. In, in the world you are in, is it legitimate for you to have a gun? If you have a gun in Nigeria, you go to jail if you are not a military officer, and it's not for killing animals in the bush. And that has the kind of gun. If you have a gun in America, you can be licensed. So one can see this different worlds. And so that's the first question. If it's illegally, if he got the gun illegally, then every other action is deemed illegal. So.</w:t>
       </w:r>
     </w:p>
     <w:p>
+      <w:pPr>
+        <w:spacing w:after="120" w:line="276" w:lineRule="auto"/>
+      </w:pPr>
       <w:r>
-        <w:t>[21] And the children of Benjamin did not drive out the Jebusites that inhabited Jerusalem; but the Jebusites dwell with the children of Benjamin in Jerusalem unto this day.</w:t>
+        <w:rPr>
+          <w:rFonts w:ascii="Calibri" w:hAnsi="Calibri"/>
+          <w:sz w:val="22"/>
+        </w:rPr>
+        <w:t>But if you got it legally and the state approves it, then he said, why did he bring out a gun? You said, no, he shot. No, hold on. Why did he bring out the gun? Oh, a guy pointed a needle at him. And you brought out a gun. Then he's. Can a needle kill? No. So therefore we look at the intention. Why do you bring. But they said, no, the guy brought out a dagger. Well, a gun and a dagger are twins. One just kills faster than the other. So then you say, well, that's self defense. Anybody who do that in any situation, I'm saying to you that the scriptures teach the same thing. You look at the guy that eats herbs, the guy that eats everything, the guy that won't eat everything. Then you say, well, why did he. Does he do it?</w:t>
       </w:r>
     </w:p>
     <w:p>
       <w:pPr>
-        <w:pStyle w:val="Heading2"/>
+        <w:spacing w:after="120" w:line="276" w:lineRule="auto"/>
       </w:pPr>
       <w:r>
-        <w:t>The True Conflict: Eradicating Idolatry</w:t>
+        <w:rPr>
+          <w:rFonts w:ascii="Calibri" w:hAnsi="Calibri"/>
+          <w:sz w:val="22"/>
+        </w:rPr>
+        <w:t>So why does he do it? Becomes vital. And Paul says, whatever is not of persuasion, faith, Romans 14:23, is sin. So therefore, we must therefore ask, what was the persuasion? Who is following what I'm saying here? And this is, we're talking about wars, don't forget. And what was the persuasion? Why those things were carried away. Now, on the face value, you say they were ignorant. I will not use that card at this moment because that would be too simplistic a journey to embark upon. So let's say that if we therefore can walk through the minds of persuasion and you then ask the question, why did Jesus eat the Passover with his 12, you. You can go on and on. There was baptism. He didn't stop it. And then he was going to.</w:t>
       </w:r>
     </w:p>
     <w:p>
-      <w:r>
-        <w:t xml:space="preserve">The core issue underlying the Canaanite conquests was not ethnic animosity, but a religious war against deep-seated idolatry. The "righteousness" wrought by these wars was the establishment of a space where Yahweh could be worshipped exclusively. The command to "utterly destroy" (the Hebrew concept of </w:t>
-      </w:r>
+      <w:pPr>
+        <w:spacing w:before="160" w:after="160"/>
+      </w:pPr>
       <w:r>
         <w:rPr>
-          <w:i/>
+          <w:color w:val="B4B4B4"/>
         </w:rPr>
-        <w:t>cherem</w:t>
-      </w:r>
-      <w:r>
-        <w:t>, meaning consecrated destruction) was primarily directed at the altars, sacred pillars, Asherim, and the systemic religious structures of the Canaanites.</w:t>
+        <w:t>―――――――――――――――――――――――――――――――――――</w:t>
       </w:r>
     </w:p>
     <w:p>
+      <w:pPr>
+        <w:spacing w:before="280" w:after="120"/>
+      </w:pPr>
       <w:r>
-        <w:t>God warned Israel repeatedly that if they intermarried and mingled with these nations, they would be drawn into worshipping other gods. Exodus 34 and Deuteronomy 7 emphasize tearing down altars and smashing sacred pillars to prevent Israel from being ensnared by demonic religious practices, which included horrific acts such as child sacrifice. Psalm 106 records Israel's failure in this regard: they did not destroy the nations as commanded, but mingled with them, learned their works, and even sacrificed their own sons and daughters to demons, thereby polluting the land with blood.</w:t>
+        <w:rPr>
+          <w:rFonts w:ascii="Georgia" w:hAnsi="Georgia"/>
+          <w:b/>
+          <w:color w:val="1E2D50"/>
+          <w:sz w:val="27"/>
+        </w:rPr>
+        <w:t>Water Baptism Prefiguring the Holy Spirit: Ceremonial Shadows vs. Spiritual Substance</w:t>
       </w:r>
     </w:p>
     <w:p>
+      <w:pPr>
+        <w:spacing w:after="120" w:line="276" w:lineRule="auto"/>
+      </w:pPr>
       <w:r>
-        <w:t>The Old Testament narrative reflects God operating within a fallen world where war was the accepted means of securing territory and survival. Just as Moses used the cultural concept of a tabernacle (a practice familiar from Egypt) and repurposed it for the worship of Yahweh, God utilized the existing geopolitical reality of conquest to carve out a nation for His redemptive purpose. The actions of the Israelites were commended in Hebrews 11 not because the shedding of blood was ideal, but because their obedience was driven by faith in God's promise. They acted in view of the Messiah.</w:t>
+        <w:rPr>
+          <w:rFonts w:ascii="Calibri" w:hAnsi="Calibri"/>
+          <w:sz w:val="22"/>
+        </w:rPr>
+        <w:t>And the baptism was supposed to prefigure the giving of the Holy Spirit, but he didn't stop it. There was baptism. They ate the communion and said, this is my body broken for you. He didn't say it until the very last one. And we can go on and on different things. And he went into the temple where he poured and he called it his father's house. He prefigured something else. And then you say, well, so eventually we might have to look beyond the what and look at the why and the how. Am I making sense? So that would therefore help us to look at the context of their day. Back again to Hebrews 11. Hebrews 11. One has five words that the writer delivered.</w:t>
       </w:r>
     </w:p>
     <w:p>
+      <w:pPr>
+        <w:spacing w:after="120" w:line="276" w:lineRule="auto"/>
+      </w:pPr>
       <w:r>
-        <w:t>In our modern context, the "possession of the land" is no longer geographical or military. The weapons of our warfare are not carnal. The true application of these historical conquests is found in the spiritual realm: casting down imaginations, dismantling ideological strongholds, and bringing every thought into the obedience of Christ. The ultimate goal has always been the eradication of idolatry from the hearts of men and the establishment of the knowledge of God throughout the earth.</w:t>
+        <w:rPr>
+          <w:rFonts w:ascii="Calibri" w:hAnsi="Calibri"/>
+          <w:sz w:val="22"/>
+        </w:rPr>
+        <w:t>Because if you go to 33 without verse one, and may I help you also without chapter 10, 34, 35, 36, not of them that draw back, and all that. Then it says the substance, psychostasis, faith is the substance of the pragmaton. That is actions in view. Elpiso things, hope for evidence of things. Helicos pragmaton not seen. This is the word blepomenon not seen. And blepo oftentimes is not just for something that you view with your eyes, which oftentimes uses the word either optis or opta something. Yeah, optis, but uses the word blepo menon, which is a view, a perception, things perceived. So you ask the Old Testament saints, what do you perceive the Messiah will do? He will destroy the works of the devil. He will take away sin, iniquity and rebellion towards Almighty God.</w:t>
       </w:r>
     </w:p>
     <w:p>
       <w:pPr>
-        <w:pStyle w:val="Heading2"/>
+        <w:spacing w:after="120" w:line="276" w:lineRule="auto"/>
       </w:pPr>
       <w:r>
-        <w:t>Examining the 'Mens Rea' of Faith Actions</w:t>
+        <w:rPr>
+          <w:rFonts w:ascii="Calibri" w:hAnsi="Calibri"/>
+          <w:sz w:val="22"/>
+        </w:rPr>
+        <w:t>He will bear the sins of many. You see, that is in view. And so you look at the actions in. In view of that view. And I'm saying this because I would have just gone to the Old Testament and we begin our study, but I had to use, I call it walk to the answer rule. let's see the answer first. The writer of Hebrews has given you a background. Paul didn't give us much of this. Paul simply just says the weapons of our warfare are not carnal, but mighty. Through God to the pulling down of strongholds. War term words. These are warlike forms, casting down, bringing every thought to the Obedience, subjection, those are military terms. Then you look at Ephesians chapter 6, Take unto yourself the old armor of God. They'll be able to stand in evil.</w:t>
       </w:r>
     </w:p>
     <w:p>
-      <w:r>
-        <w:t xml:space="preserve">To responsibly navigate the ethical complexities of Old Testament history, we can borrow a concept from criminal justice: </w:t>
-      </w:r>
+      <w:pPr>
+        <w:spacing w:after="120" w:line="276" w:lineRule="auto"/>
+      </w:pPr>
       <w:r>
         <w:rPr>
-          <w:i/>
+          <w:rFonts w:ascii="Calibri" w:hAnsi="Calibri"/>
+          <w:sz w:val="22"/>
         </w:rPr>
-        <w:t>mens rea</w:t>
-      </w:r>
-      <w:r>
-        <w:t xml:space="preserve">, or 'guilty mind.' In legal terms, the criminality of an act is often determined not just by the action itself, but by the intent behind it. For example, if someone brings out a weapon, the immediate conclusion might be that they are a murderer. However, if it is revealed they were acting strictly in self-defense against a lethal threat, the action is legally and morally justified. The physical action is identical, but the intent—the </w:t>
-      </w:r>
-      <w:r>
-        <w:rPr>
-          <w:i/>
-        </w:rPr>
-        <w:t>mens rea</w:t>
-      </w:r>
-      <w:r>
-        <w:t>—changes the nature of the deed entirely.</w:t>
+        <w:t>They have been done not to stand. Stand there for Then he talks about a military armor, talks about the sword of the Spirit. And then he says praying in the Spirit, which is the word of God, praying in the Spirit, Ephesians 6:10 through to 18. And then so when he says find the good fight of faith and all that, first Timothy 6 and 12, it's calls you to go and read the Old Testament. So the background we will have to use the faith factor, persuasion. That's where we look at the why and not the what. And then look at it in their world. What was it in their world? Let's view a few things. I know you've heard the question who was Cain's wife? The reason why. That question comes up threefold. Number one, Scriptures don't write where she came from.</w:t>
       </w:r>
     </w:p>
     <w:p>
+      <w:pPr>
+        <w:spacing w:after="120" w:line="276" w:lineRule="auto"/>
+      </w:pPr>
       <w:r>
-        <w:t>The writer of Hebrews invites us to apply a similar lens to the exploits of Old Testament saints. When we examine their actions—building arks, offering up sons, engaging in battles—we must ask: What was the persuasion driving these actions? Why did they do what they did? The answer provided in Hebrews is that these actions were driven by faith in a promise they had not yet seen. They were acting in view of the coming Messiah. Their actions may have been imperfect, set within the brutal realities of their era, but their devotion and persuasion toward God were commended.</w:t>
+        <w:rPr>
+          <w:rFonts w:ascii="Calibri" w:hAnsi="Calibri"/>
+          <w:sz w:val="22"/>
+        </w:rPr>
+        <w:t>And number two, which is very critical, is the fact that it was believed and assumed that there was just Abel, Cain, Adam and Eve. So that's the second assumption. And the third assumption is pure ignorance or well, maybe twofold, is not to know that genealogies were usually just men. So every time you find genealogy and you couldn't look at the statement made to Eve, the seed of the man shall bruise the head of a serpent. The seed of the woman shall bruise the head of the serpent. Everybody knows that when you say seed and then you look at Abel and Cain when told of any other children, because the focus was on the seed. And so the genealogies about men, not that there were no other children, but genealogy always focuses on men.</w:t>
       </w:r>
     </w:p>
     <w:p>
+      <w:pPr>
+        <w:spacing w:after="120" w:line="276" w:lineRule="auto"/>
+      </w:pPr>
       <w:r>
-        <w:t>This mirrors the principle Jesus illustrated when observing the widow casting her two mites into the treasury. From one perspective, she was a victim of an extortionate religious system that devoured widows' houses. The system itself was corrupt. Yet, Jesus commended her action because of her profound devotion and faith. The imperfect context did not negate the purity of her trust in God. Similarly, Paul teaches in Romans 14 regarding dietary restrictions: what ultimately matters is not the external action of eating or abstaining, but whether the action proceeds from faith and persuasion toward God. Whatever is not of faith is sin. Therefore, when evaluating the Old Testament wars, we must look beyond the physical violence of the era and recognize the underlying devotion to Yahweh and the fierce commitment to eradicating idolatry that motivated these faithful elders.</w:t>
+        <w:rPr>
+          <w:rFonts w:ascii="Calibri" w:hAnsi="Calibri"/>
+          <w:sz w:val="22"/>
+        </w:rPr>
+        <w:t>Until you read New Testament and that the barrier is broken somehow. Then knowing fully well, this comes to our world today. If you decide to marry your sister, you are going to spend a lot of time in jail. You get it? But in their world, they married their sisters. Sarah was Abraham's sister in their. So certain things will be seen today that wasn't seen then again, God has to walk through a lot of imperfections. Don't forget the exposition noted that in this background already you say incest. What was available if not your sister? in one breath somebody said it in a very jocular form that wasn't Eve in a format, in a way, also Adam's sister. Well, it looks like that they begin to look at that. Okay, some things were right then, not right today.</w:t>
       </w:r>
     </w:p>
     <w:p>
       <w:pPr>
-        <w:pStyle w:val="Heading2"/>
+        <w:spacing w:after="120" w:line="276" w:lineRule="auto"/>
       </w:pPr>
       <w:r>
-        <w:t>The Blessings Ministered Through Man: The Melchizedek Principle</w:t>
+        <w:rPr>
+          <w:rFonts w:ascii="Calibri" w:hAnsi="Calibri"/>
+          <w:sz w:val="22"/>
+        </w:rPr>
+        <w:t>Now again, somebody was mentioning this about one of. I Think the deposed Ebbe Okano that he married his cousin. Well, in their own culture it is not forbidden. So that's why the exposition noted we need to look at the why and not just the what. So understanding the day. Okay, let's look at another thing the exposition noted in our study of Luke. Both look at this. Both Joseph and Mary came from David. That's very far. I understand. But it still shows that they could trace. And hey, let's look at it. observing human history, well, everybody here will eventually relate. That's a bit something very far. Don't embark on that kind of study yet. But one understands. So it therefore means that we must look at the why before we focus on the what.</w:t>
       </w:r>
     </w:p>
     <w:p>
+      <w:pPr>
+        <w:spacing w:after="120" w:line="276" w:lineRule="auto"/>
+      </w:pPr>
       <w:r>
-        <w:t>God's commitment to using man as His method extends to how He imparts blessings. A profound example is found in the life of Abraham. In Genesis 12, God makes a sweeping promise to Abraham: "In thee shall all families of the earth be blessed." Yet, when we examine the narrative closely, we see that God used a human vessel to actively minister that blessing to Abraham. After Abraham's military victory to rescue his nephew Lot in Genesis 14, he encounters Melchizedek, the king of Salem and priest of the Most High God.</w:t>
+        <w:rPr>
+          <w:rFonts w:ascii="Calibri" w:hAnsi="Calibri"/>
+          <w:sz w:val="22"/>
+        </w:rPr>
+        <w:t>And so that takes us into the reason why I'm doing this series discussion is because when we're done with it and the four Gospels and then the book of Acts, the study will go to Judges and Joshua. I don't know whether you have read it over and over. There are so many difficult areas there that you can do all you can and discard who Joshua was. But Joshua is an elder. That was commended. You can't take that out of it. And so we must therefore read it in their world and beware of surface reading or like pretending atheists will do. They will lift the text out of their context. So would explore a few things in the background without being hypocritical. The first thing is to see the history of humanity. Wars were the norm. that's just simple.</w:t>
       </w:r>
     </w:p>
     <w:p>
+      <w:pPr>
+        <w:spacing w:after="120" w:line="276" w:lineRule="auto"/>
+      </w:pPr>
       <w:r>
-        <w:t>Melchizedek brings out bread and wine and pronounces a blessing over Abraham. Hebrews 7 later provides a theological exposition of this event. The writer highlights that Melchizedek, whose priesthood predates and supersedes the Levitical order, blessed Abraham, the patriarch who already held the promises. The writer asserts a fundamental principle: "Without all contradiction the less is blessed of the better." The profound reality is that the blessedness of Abraham was conferred through a man. God did not simply drop the blessing from the sky; He ministered it through a chosen human priest.</w:t>
+        <w:rPr>
+          <w:rFonts w:ascii="Calibri" w:hAnsi="Calibri"/>
+          <w:sz w:val="22"/>
+        </w:rPr>
+        <w:t>Wars were the norm in how lands were cleaned. Have you tried to read the Yoruba Empire, Fulani Empire, Lupe Empire, the Oyo? I don't know whether you've tried to do it, but once in a while try just read it. I read the Yoruba empire, I read about the Oyo Empire. how there was one recent fight about why a governor wanted to remove a king. And they said, no, there are 16 traditional. And then somebody had to tell the history. Do how they claim this place for you? This place you call your state? You eventually came and said, no, no, no, I'm the governor of this. They say, well, before the state was there was war. And it was the forefathers of this guy that brought this to you.</w:t>
       </w:r>
     </w:p>
     <w:p>
+      <w:pPr>
+        <w:spacing w:after="120" w:line="276" w:lineRule="auto"/>
+      </w:pPr>
       <w:r>
-        <w:t>This encounter also establishes a vital precedent regarding honor and the practice of tithing. Abraham gave a tenth of his spoils to Melchizedek. Historically, giving a tenth of the spoils of war was a common Near Eastern practice used to honor kings and deities. Abraham took an existing cultural practice and directed it toward the true Priest of Yahweh. Later, under the Law of Moses, this practice was codified for Israel. What began as a gentile practice of honoring nobility was sanctified to honor God. Today, under the new covenant, while we are not bound by the Levitical tithe, the underlying principle of honoring those who minister spiritual blessings remains.</w:t>
+        <w:rPr>
+          <w:rFonts w:ascii="Calibri" w:hAnsi="Calibri"/>
+          <w:sz w:val="22"/>
+        </w:rPr>
+        <w:t>You said, of course, if you are a 21st century, forget all that, who cares? Oh, wow, that's stupid. You can't say who cares? Because that is history. And it did happen. And today you look at America is also claimed. It's a territory that was claimed by conquest. Call it in God we Trust. Fine, but came by conquest. Europe today, what is called the superpowers is based on what? Conquest. So even in our world, conquest and wars are justified means of claiming territories. USA and China today the issue is who can destroy the world faster. That's what they call superpowers. You have United nations after the first World War and the Second World War and then Hitler did what he did, the world came together and then did men separated men from the boys that since you have seen who is who.</w:t>
       </w:r>
     </w:p>
     <w:p>
+      <w:pPr>
+        <w:spacing w:after="120" w:line="276" w:lineRule="auto"/>
+      </w:pPr>
       <w:r>
-        <w:t>God's consistent pattern is to minister His grace, His truth, and His blessings through human agency. Whether it was Melchizedek blessing Abraham, Moses leading Israel, or the apostles carrying the gospel to the nations, man is God's method. Even in the ultimate act of redemption, God became a man—the man Christ Jesus—to secure our salvation. This reality should profoundly shape our understanding of ministry today. We do not look for disembodied interventions; we look for the men and women through whom God is moving. As we embrace our role in the Great Commission, we recognize that we are the laborers sent into the harvest, the vessels carrying the treasure of the gospel to a world in need.</w:t>
+        <w:rPr>
+          <w:rFonts w:ascii="Calibri" w:hAnsi="Calibri"/>
+          <w:sz w:val="22"/>
+        </w:rPr>
+        <w:t>Now the study will have United Nations. You have Security council, you have this council. You have permanent seats. Those who are qualified to sit there, when they sit down. The USA has veto power. If you all agree USA I don't agree, so be it. They have NATO. You don't need to go and look at NATO. They have a treaty on arms. And sometimes when you go and make mouth anywhere, maybe an American say I'm an American, Jack. At the end of the day what you are proud about is military power. So even in our world today, it therefore becomes very unfair if we go to the scriptures and act like it was a different planet, that's the same world. So military power, military strength is part of human history up till today. Why is Nigeria called the giant of Africa?</w:t>
+      </w:r>
+    </w:p>
+    <w:p>
+      <w:pPr>
+        <w:spacing w:after="120" w:line="276" w:lineRule="auto"/>
+      </w:pPr>
+      <w:r>
+        <w:rPr>
+          <w:rFonts w:ascii="Calibri" w:hAnsi="Calibri"/>
+          <w:sz w:val="22"/>
+        </w:rPr>
+        <w:t>I don't think it's the size. I think it's basically look at the strength of the people that stay there, the armies. Nigeria has come has rescued many African countries at different points in time. And we are, we're grateful, we're glad. Look at the issue of Boko Haram today. I don't think Boko Haram will be. Let's even talk as Christians world men spirit filled. Call yourself any name. If you hear today that the army wiped out Boko Haram militant, you say. That is, that's absolutely wrong. Why should they do that? Can't they just hug them? in fact, whether you like it or not, at every sound of the news that 66 Boko Haram militant fighters killed, you say thank God. Pretend I don't think so. If they say there's a terrorizing, maybe there's a guy who is a hired.</w:t>
+      </w:r>
+    </w:p>
+    <w:p>
+      <w:pPr>
+        <w:spacing w:after="120" w:line="276" w:lineRule="auto"/>
+      </w:pPr>
+      <w:r>
+        <w:rPr>
+          <w:rFonts w:ascii="Calibri" w:hAnsi="Calibri"/>
+          <w:sz w:val="22"/>
+        </w:rPr>
+        <w:t>Okay, let me give you another one. A guy gets up in America begins to do mass shooting and he's brought down. You say oh thank God. Why you are quiet. You say thank God. That's what you say. You don't say why did they kill Him. No. In other words, you have put it on Daikosune. You have justified it in your own world. Don't forget the rule Lex Stalinoise. Can you not forget that you compare things with each other or armed robbers come to your estate, your state, your street, and then the. Maybe the civil. What do you call this? The vigilantes, as we call them in Nigeria. Hit back, you go, yeah, right. Okay, so I love you to understand context. That's what I'm trying to say. There will always be context. So wars are part of the whole world.</w:t>
+      </w:r>
+    </w:p>
+    <w:p>
+      <w:pPr>
+        <w:spacing w:after="120" w:line="276" w:lineRule="auto"/>
+      </w:pPr>
+      <w:r>
+        <w:rPr>
+          <w:rFonts w:ascii="Calibri" w:hAnsi="Calibri"/>
+          <w:sz w:val="22"/>
+        </w:rPr>
+        <w:t>The usa, China, Great Britain. It's interesting that the countries that colonize USA are now afraid of usa. That's just the way it is. They now call them boss. USA got independence from people that are trying to get independence from usa. That's just the way the world is. And it will remain like that. What if you are called today to go and pray for soldiers? How are they going to pray? They are called to pray for the. For the military. What are you going to say? They're going to say, don't use your guns. The angels of God will walk with you. I don't think you're going to say that. Don't worry, you're all born again. God will fight for you. I'm not sure you're going to say that. just putting everything in context.</w:t>
+      </w:r>
+    </w:p>
+    <w:p>
+      <w:pPr>
+        <w:spacing w:after="120" w:line="276" w:lineRule="auto"/>
+      </w:pPr>
+      <w:r>
+        <w:rPr>
+          <w:rFonts w:ascii="Calibri" w:hAnsi="Calibri"/>
+          <w:sz w:val="22"/>
+        </w:rPr>
+        <w:t>Which means that war was a part or is a common feature of the fallen world. Stop thinking things are ideal. They were not ideal then and they are not ideal now. Don't forget the ideal is Genesis 1 and 2. And from Genesis 3, God has to walk with a fallen world. A few things to bring to put in mind also that Israel had wars up till a particular time in Bible history. And there were times that stop. Maybe somewhere along the line. Go to John 18:36. This is before Pilate. And Jesus says, my kingdom is not of the world. Of this world. If my kingdom were of this world, pay very good attention. Then would my servants fight that I should not be delivered through the Jews. But now is my kingdom not from hence this is vital.</w:t>
+      </w:r>
+    </w:p>
+    <w:p>
+      <w:pPr>
+        <w:spacing w:after="120" w:line="276" w:lineRule="auto"/>
+      </w:pPr>
+      <w:r>
+        <w:rPr>
+          <w:rFonts w:ascii="Calibri" w:hAnsi="Calibri"/>
+          <w:sz w:val="22"/>
+        </w:rPr>
+        <w:t>If it were of this world, then my servants will fight. In other words, Jesus is saying. He's not saying he is wrong. No, he's not saying that. He's just saying that's not my kingdom. If they're of this world, then my servants will fight. Now in Luke's Gospel, somewhere in chapter 22, when Peter brought out the sword and then Jesus responded. And said, this is Your hour. Verse 53 and the power of darkness. Mark. Sorry. Matthew 26. 52. Put up again your sword into his place. For all they that take the sword shall perish with the sword. That's something he said. So we have the kingdom of this world, which he said, if thou build this world, then my servants will fight bringing it again within the context. So therefore, we have to look at the Israel wars within the context all over again.</w:t>
+      </w:r>
+    </w:p>
+    <w:p>
+      <w:pPr>
+        <w:spacing w:before="160" w:after="160"/>
+      </w:pPr>
+      <w:r>
+        <w:rPr>
+          <w:color w:val="B4B4B4"/>
+        </w:rPr>
+        <w:t>―――――――――――――――――――――――――――――――――――</w:t>
+      </w:r>
+    </w:p>
+    <w:p>
+      <w:pPr>
+        <w:spacing w:before="280" w:after="120"/>
+      </w:pPr>
+      <w:r>
+        <w:rPr>
+          <w:rFonts w:ascii="Georgia" w:hAnsi="Georgia"/>
+          <w:b/>
+          <w:color w:val="1E2D50"/>
+          <w:sz w:val="27"/>
+        </w:rPr>
+        <w:t>Warfare in a Fallen World: The Common Features of the Book of Judges</w:t>
+      </w:r>
+    </w:p>
+    <w:p>
+      <w:pPr>
+        <w:spacing w:after="120" w:line="276" w:lineRule="auto"/>
+      </w:pPr>
+      <w:r>
+        <w:rPr>
+          <w:rFonts w:ascii="Calibri" w:hAnsi="Calibri"/>
+          <w:sz w:val="22"/>
+        </w:rPr>
+        <w:t>That the world as we have today is a fallen world and wars are a common feature of it. So the Book of Judges, or let's say Joshua as well, will open us up to Israel's wars and how it was carried out. So what I'm going to do today is not to look at the why, as it were, first. But I just gave you a background. What the study will do today is basically to explore what exactly even happened. Then we'll touch the fringes of why. But like the exposition noted, the why carries the greater weight than what exactly happened. So, yeah, how did Israel. This is a challenge you are going to face. God gives them a land to go to. Please ignore. First of all, put aside the. No, the land is not a physical place. It's a spirit.</w:t>
+      </w:r>
+    </w:p>
+    <w:p>
+      <w:pPr>
+        <w:spacing w:after="120" w:line="276" w:lineRule="auto"/>
+      </w:pPr>
+      <w:r>
+        <w:rPr>
+          <w:rFonts w:ascii="Calibri" w:hAnsi="Calibri"/>
+          <w:sz w:val="22"/>
+        </w:rPr>
+        <w:t>Please, please, let's put that's, that's hiding behind one finger. Just put that aside, one understands? Because it's part of Bible history, it's part of Bible study. We just read it now. The writer of Hebrews says it's by faith that they conquered kingdoms. Jesus saw it. So we must first of all cross the first barrier. The first barrier is language, because you're going to see people accuse you and say, look, if this is true, that means God inspired genocide. Ethnic cleansing as we have it today. I remember being in a class when one of my lecturers, a Christian, she was a deaconess in one of the churches, did say that, well, the Bible is full of all those injustices done in the name of God. She mentioned ethnic cleansing. Then she was very critical at that day about female domination, discrimination, male chauvinism.</w:t>
+      </w:r>
+    </w:p>
+    <w:p>
+      <w:pPr>
+        <w:spacing w:after="120" w:line="276" w:lineRule="auto"/>
+      </w:pPr>
+      <w:r>
+        <w:rPr>
+          <w:rFonts w:ascii="Calibri" w:hAnsi="Calibri"/>
+          <w:sz w:val="22"/>
+        </w:rPr>
+        <w:t>I must admit that at that point, that's the only one I could explain. So I raised my hand at stuck at that. I ignored the other ones because how would I explain the cleansing? Because one of my examples of faith was killing Goliath. So what way was I going to come out of that? So, but I was able to explain that. But the truth is that these are facts in Scripture. And if you remember, one thing the exposition noted in this study is that everybody listening to Paul and Jesus, they were reading these Wars. They weren't ignoring it. They weren't saying, that's the Old Testament. Then the question is, what do you expect us to read? So we must go back to their world and see how they studied it. So there are three things you will see.</w:t>
+      </w:r>
+    </w:p>
+    <w:p>
+      <w:pPr>
+        <w:spacing w:after="120" w:line="276" w:lineRule="auto"/>
+      </w:pPr>
+      <w:r>
+        <w:rPr>
+          <w:rFonts w:ascii="Calibri" w:hAnsi="Calibri"/>
+          <w:sz w:val="22"/>
+        </w:rPr>
+        <w:t>One, how did they occupy the promised land? The forces of military wars? The second will be infiltration. And the third is to mix in order to change and adapt forces military wars. The second is infiltration or they just getting the people and mixing to adapt. Let's go to the book of Judges. Piece of paper flying around me at this point. Judges, Joshua and Judges. Our understanding of those two books will go a long way in our understanding of the entire Old Testament books in this context of wars. Judges 1, 2, 3, 5. The Lord said, judah shall go up. Behold. Okay, let's start from one. Who shall go up for us against the Canaanites, first to fight against them. The Lord said, judah shall go up. Behold, have delivered the land to his hand.</w:t>
+      </w:r>
+    </w:p>
+    <w:p>
+      <w:pPr>
+        <w:spacing w:after="120" w:line="276" w:lineRule="auto"/>
+      </w:pPr>
+      <w:r>
+        <w:rPr>
+          <w:rFonts w:ascii="Calibri" w:hAnsi="Calibri"/>
+          <w:sz w:val="22"/>
+        </w:rPr>
+        <w:t>And Judah said unto Simeon his brother, come up with me unto my Lord, that we may fight against the Canaanites. And I likewise will go with thee unto thy. So Simeon went with him, Judah went up. And Lord delivered the Canaanites and the parasites in their land. And they slew of them in Bezek, 10,000 men. And they found Adonizek, sorry, Bezek in Bezek. And they fought against him. And they slew the Canaanites and the Perizzites. So again, those are slew means to kill. I hope it's not slay queen, it means to literally kill. So we need to understand from history how this conquest were carried out. The book of Georges and Joshua will give us the context and also provide proper content how we ought to read.</w:t>
+      </w:r>
+    </w:p>
+    <w:p>
+      <w:pPr>
+        <w:spacing w:after="120" w:line="276" w:lineRule="auto"/>
+      </w:pPr>
+      <w:r>
+        <w:rPr>
+          <w:rFonts w:ascii="Calibri" w:hAnsi="Calibri"/>
+          <w:sz w:val="22"/>
+        </w:rPr>
+        <w:t>Now, one of the historians that I checked up with, David Howard, said that much of the conquest was done without material damage. He has a book called Joshua 5. And it says much of the conquests were done without material damage. Now, one challenge where I guess we have, you and I have, was that much of these wars, we learned them in Sunday school as kids, and we took delight in the conquests. And growing up, we're finding out the implications of the things we liked. And because when you are teaching children, you use sweeping statements, they demolish the whole place. God reigns, at that point, it looks like a lovely story that entered the land and cleared all the enemy. And then you're happy. You're used to Voltron, you're used to watching movies. You like it? You like Rocky Marciano. You like Terminator?</w:t>
+      </w:r>
+    </w:p>
+    <w:p>
+      <w:pPr>
+        <w:spacing w:after="120" w:line="276" w:lineRule="auto"/>
+      </w:pPr>
+      <w:r>
+        <w:rPr>
+          <w:rFonts w:ascii="Calibri" w:hAnsi="Calibri"/>
+          <w:sz w:val="22"/>
+        </w:rPr>
+        <w:t>You like Ralph Lone, Green, Red Scorpion. You liked all the Chuck Norris movies where, and the guy just brings out, call it rocket launcher. I am the Terminator. When growing up, some questions will now emerge. You mean including the children? You never asked that when you were children. And the women. This is the reason why when those questions came up, some Christians started thinking how that even in our own world today, there are military limits. There's something called crimes against humanity. And so you ask the question, what justifies it? So the challenge is that we have read these stories in children's church Sunday schools, and that's the mindset that we have. And we have ignored, as it were, that in their world, they use what the exposition noted the other day, the Near Eastern language and rhetoric.</w:t>
+      </w:r>
+    </w:p>
+    <w:p>
+      <w:pPr>
+        <w:spacing w:after="120" w:line="276" w:lineRule="auto"/>
+      </w:pPr>
+      <w:r>
+        <w:rPr>
+          <w:rFonts w:ascii="Calibri" w:hAnsi="Calibri"/>
+          <w:sz w:val="22"/>
+        </w:rPr>
+        <w:t>There was a mode of communication that they had. The first thing history tells us, and I'm talking archaeologically speaking, and the study examines the text ourselves, was that it wasn't as widespread as it is written. communication sometimes can be so brief and summative that if you assume it's saying what is not saying, you get the wrong conclusions. If I say Christ died for our sins according to the Scriptures, then we get to unbundle. Did he fall down? Did he have an accident? Was he sick? Not included. You have to find out. They get to the details. He was killed for our sins. How was he not accused of this and accused of that? You bring in the factual, then theological implication of what happened.</w:t>
+      </w:r>
+    </w:p>
+    <w:p>
+      <w:pPr>
+        <w:spacing w:after="120" w:line="276" w:lineRule="auto"/>
+      </w:pPr>
+      <w:r>
+        <w:rPr>
+          <w:rFonts w:ascii="Calibri" w:hAnsi="Calibri"/>
+          <w:sz w:val="22"/>
+        </w:rPr>
+        <w:t>So what I'm trying to say is that some things can be written that require much more than surface reading, and one of them would be the wars. Look at Judges. Oh, sorry, Joshua 10. And verse 40. I probably want us to do this first before we go to Joshua so that we won't get scared. Have you read this before? Joshua smote all the country of Egypt hills, and of the south, and of the vale, and of the springs and all their kings. He left none remaining and utterly destroyed all that breathed, that includes dogs, as the Lord God of Israel commanded. Then he says, and Joshua smote them from Kadisbania, even unto Gaza, and all the country of Goshen, even unto Gibeon, all these kings and all their land did Joshua take at one time because the Lord God of Israel fought for Israel.</w:t>
+      </w:r>
+    </w:p>
+    <w:p>
+      <w:pPr>
+        <w:spacing w:after="120" w:line="276" w:lineRule="auto"/>
+      </w:pPr>
+      <w:r>
+        <w:rPr>
+          <w:rFonts w:ascii="Calibri" w:hAnsi="Calibri"/>
+          <w:sz w:val="22"/>
+        </w:rPr>
+        <w:t>Then Joshua 11, Verse 16 through to 23, and Joshua took all the land, the hills and the south country, and all the land of God and the valley and the plain, and the mountain of Israel and the valley of the sea, even from the Mount Arak goeth up to Seir. Even the BAAL guard in the valley of Lebanon under Mount Hermon. And all their kings he took and smote them and slew them. Joshua made war at a long time with all those kings. There was not a city that made peace with the children of Israel, save the Aheptas of Gibeon. All they took that took in battle. Please write that down. Take note of verse 19.</w:t>
+      </w:r>
+    </w:p>
+    <w:p>
+      <w:pPr>
+        <w:spacing w:after="120" w:line="276" w:lineRule="auto"/>
+      </w:pPr>
+      <w:r>
+        <w:rPr>
+          <w:rFonts w:ascii="Calibri" w:hAnsi="Calibri"/>
+          <w:sz w:val="22"/>
+        </w:rPr>
+        <w:t>For it was of the Lord who had in their heart that they should not come against Israel in the battle, that he might destroy them that is coming. Sorry. They may destroy them utterly, and they may have no favor but that he might destroy them. And has the Lord commanded. And at that time came Joshua, and cut off the Anakims from the mountains and Hebron, and from Bea and Anab, and from all the mountains of Judah, and from all the mountains of Israel. Joshua destroyed them utterly with their cities. 22. There was none of the Anakims left in the land of the children of Israel. Only in Gaza and in Gath and Ashdod there remained. Verse 23. Joshua took the whole land according to all that the Lord said unto Moses.</w:t>
+      </w:r>
+    </w:p>
+    <w:p>
+      <w:pPr>
+        <w:spacing w:after="120" w:line="276" w:lineRule="auto"/>
+      </w:pPr>
+      <w:r>
+        <w:rPr>
+          <w:rFonts w:ascii="Calibri" w:hAnsi="Calibri"/>
+          <w:sz w:val="22"/>
+        </w:rPr>
+        <w:t>And Joshua gave it to an inheritance to Israel, according to the missions by their tribes. And the land rested from war. Now this is interesting, that this is how they got the promised land. So what you have in your mind is they went in and cleared the place everything that breathed. But look at Judges 1:21. Every Bible student knows that Judges and Joshua are together. Judges 1:21. Come on, look at this. Interesting. And the children of Benjamin did not drive out the Jebusites that inhabited Jerusalem. And it says, and the Jebusites dwelt with the children of Benjamin in Jerusalem. He says, even unto this day. I thought he cleared it. Look at verse 27 and 28.</w:t>
+      </w:r>
+    </w:p>
+    <w:p>
+      <w:pPr>
+        <w:spacing w:after="120" w:line="276" w:lineRule="auto"/>
+      </w:pPr>
+      <w:r>
+        <w:rPr>
+          <w:rFonts w:ascii="Calibri" w:hAnsi="Calibri"/>
+          <w:sz w:val="22"/>
+        </w:rPr>
+        <w:t>Neither did Manasseh drive out the inhabitants of Bishon and her towns, and Tenach and her towns, nor the inhabitants of Dor and her towns, nor the inhabitants of Ibelam and her towns, nor the inhabitants of Megiddo and her towns. But the Canaanites would dwell in that land. It came to pass that when Israel was strong, that they put the Canaanites to tribute her, and did not utterly drive them out. Did you see that? I thought they were utterly killed, even said everything that breathed Joshua. Chapter Judges Chapter two, Verse three. Wherefore I also said, I will not drive them out from before you, but they shall be thorns in your sides, and their God shall be a snare unto you so. Which means that we need to read carefully. I thought I read that he had cleared everything that breathed.</w:t>
+      </w:r>
+    </w:p>
+    <w:p>
+      <w:pPr>
+        <w:spacing w:after="120" w:line="276" w:lineRule="auto"/>
+      </w:pPr>
+      <w:r>
+        <w:rPr>
+          <w:rFonts w:ascii="Calibri" w:hAnsi="Calibri"/>
+          <w:sz w:val="22"/>
+        </w:rPr>
+        <w:t>I'm reading of the same Canaanites later on in Judges, that they were not all driven up. Which means that there's a language barrier we have to cross. Just like we have different kinds of modes of communication. The Scriptures has its own. In other words, it's written in a Near Eastern language where they use exaggerations, what you can call figures of speech, because his war is braggadocio. And I remember learning this, that propaganda is an art of war. You brag. Have you read about Hitler up till he was taken out? Or you read about Winston Churchill, who used very persuasive, sweet language to drive Britain to war. They had lost. And he said no, that the very last of the British Empire, if he remains, he would defeat the enemy. And that's just language. It is a use of words. Utterly destroy everything that breathes.</w:t>
+      </w:r>
+    </w:p>
+    <w:p>
+      <w:pPr>
+        <w:spacing w:after="120" w:line="276" w:lineRule="auto"/>
+      </w:pPr>
+      <w:r>
+        <w:rPr>
+          <w:rFonts w:ascii="Calibri" w:hAnsi="Calibri"/>
+          <w:sz w:val="22"/>
+        </w:rPr>
+        <w:t>It's just to show conquest. It mustn't be read literally. So until we cross the language barrier, theology is going to be faulty. Just by reading Joshua and Judges, it's already clear to us that there were so many Canaanites that still existed. Hope you are following this. So therefore, look at Joshua 11. When I was doing this study, I can't ask, am I not systematically teaching Joshua and Judges? But maybe Joshua 11. I'm going to read from 21. Okay, let's start from 11. And they smote all the souls that were erring with the edge of the sword, utterly destroying them. There was not any left to breathe. And he burned Azo with fire. Wow. Look at verse 22, 21 and 22. At that time came Joshua and cut off the Anakims from the mountain.</w:t>
+      </w:r>
+    </w:p>
+    <w:p>
+      <w:pPr>
+        <w:spacing w:after="120" w:line="276" w:lineRule="auto"/>
+      </w:pPr>
+      <w:r>
+        <w:rPr>
+          <w:rFonts w:ascii="Calibri" w:hAnsi="Calibri"/>
+          <w:sz w:val="22"/>
+        </w:rPr>
+        <w:t>And from Abram and Deborah and Anab, and from all the mountains of Judah. From all the mountains. And Joshua destroyed them utterly with their cities. Verse 22. There was none of the Anakims left in the land of Judah. Only in Gaza, in Gath and Ashdod, there remained. Well, was this literal? Joshua 14 and verse 12. This is Caleb. Caleb says, now therefore give me this mountain, whereof the Lord spake in that day. For thou hast in the day how the Anakims were there. And the cities were great and fence. If it so be, the Lord will be with me, then I shall be able to drive them. Can you see? I thought they had driven them out. I thought they were utterly destroyed. And Joshua blessed him and gave unto Caleb, the son of Jephoneh. Abram for an inheritance.</w:t>
+      </w:r>
+    </w:p>
+    <w:p>
+      <w:pPr>
+        <w:spacing w:after="120" w:line="276" w:lineRule="auto"/>
+      </w:pPr>
+      <w:r>
+        <w:rPr>
+          <w:rFonts w:ascii="Calibri" w:hAnsi="Calibri"/>
+          <w:sz w:val="22"/>
+        </w:rPr>
+        <w:t>Abram therefore became the inheritance of Caleb, the son of Jephone, of the Canaanite, unto this day, because he had wary followed the Lord of Israel. Lord God of Israel. 15. And the name of Abram before was Kjathaba, which Arba was a great man among the Anakims. And the land had rest from war. That's serious. Joshua 15 again, verse 13. And Caleb, the son of Jephela, he gave a part among the children of Judah, according to the commandment of the Lord to Joshua. Even the city of Abba, the father of Anak. The city is Abron. Verse 14. Caleb drove ends the three sons of Anak, Shesha, Ahiman, Talmai, the children of Anna. And he went up ends with the habitus of Deborah. And the name of Deborah before was Kijak. Sepha. Is this a contradiction? No. It means read everything together.</w:t>
+      </w:r>
+    </w:p>
+    <w:p>
+      <w:pPr>
+        <w:spacing w:before="160" w:after="160"/>
+      </w:pPr>
+      <w:r>
+        <w:rPr>
+          <w:color w:val="B4B4B4"/>
+        </w:rPr>
+        <w:t>―――――――――――――――――――――――――――――――――――</w:t>
+      </w:r>
+    </w:p>
+    <w:p>
+      <w:pPr>
+        <w:spacing w:before="280" w:after="120"/>
+      </w:pPr>
+      <w:r>
+        <w:rPr>
+          <w:rFonts w:ascii="Georgia" w:hAnsi="Georgia"/>
+          <w:b/>
+          <w:color w:val="1E2D50"/>
+          <w:sz w:val="27"/>
+        </w:rPr>
+        <w:t>Rest from War in Joshua 11: Apparent Contradictions and Exaggerations</w:t>
+      </w:r>
+    </w:p>
+    <w:p>
+      <w:pPr>
+        <w:spacing w:after="120" w:line="276" w:lineRule="auto"/>
+      </w:pPr>
+      <w:r>
+        <w:rPr>
+          <w:rFonts w:ascii="Calibri" w:hAnsi="Calibri"/>
+          <w:sz w:val="22"/>
+        </w:rPr>
+        <w:t>Yet in Joshua 11:23, probably read that earlier. Joshua 11:23. And the land rested from war. So therefore we have contradictions if we read it in surface. But if we understand the language, then we will not take it literally. Let me show you following what we're saying here. See Joshua 23. And verse 27. Sorry. And verse 7. That you come not among these nations. This. This is the end of Joshua. And he says, these nations, these that remain among you, neither make mention of the name of their gods, nor cause to swear by them, neither serve them, nor bow yourselves unto them. So the nation still remained. Look at verse 7, verse 12. else, if you do in any wise go back and cling to the remnants of these nations.</w:t>
+      </w:r>
+    </w:p>
+    <w:p>
+      <w:pPr>
+        <w:spacing w:after="120" w:line="276" w:lineRule="auto"/>
+      </w:pPr>
+      <w:r>
+        <w:rPr>
+          <w:rFonts w:ascii="Calibri" w:hAnsi="Calibri"/>
+          <w:sz w:val="22"/>
+        </w:rPr>
+        <w:t>Even these that remain among you, and shall make marriages with them, shall go in unto them, and do to you. Verse 13. No foresight. The Lord your God will no more drive out any of these nations from before you, but it shall be snares and traps unto you, and scourges in your sides, and thorns in your eyes, until you perish from this good land which the Lord your God hath given you. This is interesting. Which means that whilst Joshua is about to die, and he still speaks of the remnants of the nations that were still with them. Chapter 16, verse 63. And the Jebusites. I'd like to read this one. Inhabitants of Jerusalem. The children of Judah could not drive them out, but the Jebusites dwelt with the children of Judah at Jerusalem until this day. Chapter 16 and verse 10.</w:t>
+      </w:r>
+    </w:p>
+    <w:p>
+      <w:pPr>
+        <w:spacing w:after="120" w:line="276" w:lineRule="auto"/>
+      </w:pPr>
+      <w:r>
+        <w:rPr>
+          <w:rFonts w:ascii="Calibri" w:hAnsi="Calibri"/>
+          <w:sz w:val="22"/>
+        </w:rPr>
+        <w:t>And they drove out not the Canaanites that dwelt in Gaza, but the Canaanites dwelt amongst The Ephraimites until this day and serve on tribute. Slavery. Chapter 17, verse 13. It came to pass that when the children of Israel were waxed strong, that they put the Canaanites to tribute and did not utterly drive them out. Are you following this? So what? Which means that when we read about the conquest, we have war language. It doesn't mean literally the place was leveled and everything at sight was killed. That is not true. Are you following this? Like I said, we need to first of all cross the language barrier. Have you read chapter 17? Yes. And verse 12? Yeah. Look at verse 18. And the mountain shall be thine, for it's a wood, and thou shalt cut it down.</w:t>
+      </w:r>
+    </w:p>
+    <w:p>
+      <w:pPr>
+        <w:spacing w:after="120" w:line="276" w:lineRule="auto"/>
+      </w:pPr>
+      <w:r>
+        <w:rPr>
+          <w:rFonts w:ascii="Calibri" w:hAnsi="Calibri"/>
+          <w:sz w:val="22"/>
+        </w:rPr>
+        <w:t>And the outgoing of it shall be thine, for thou shalt drive out the Canaanites, though they have iron chariots and though they be strong. Look at contradictions. In Joshua 18, verse 3, Joshua said to Israel, how long are you slack to go to possess the land with the Lord God of your fathers as given unto you? So it's therefore a fact that there was no arbitrary, unreasonable conquest, total leveling of the land and mass killings? No, nothing of such happened. Let's take a trip back to Jeremy. Chapter 7, verse 22. I'm sure many people haven't read many of these texts. Jeremiah 7:22. Let's look at it slowly. And the Lord thy God will put out those nations before thee by little and little. They may not consume them. Thou may not consume them at once, lest the beast of the field increase upon you.</w:t>
+      </w:r>
+    </w:p>
+    <w:p>
+      <w:pPr>
+        <w:spacing w:after="120" w:line="276" w:lineRule="auto"/>
+      </w:pPr>
+      <w:r>
+        <w:rPr>
+          <w:rFonts w:ascii="Calibri" w:hAnsi="Calibri"/>
+          <w:sz w:val="22"/>
+        </w:rPr>
+        <w:t>Judges 2, verse 20 and 23. Or 20. Yeah. And the anger of the Lord was holding against Israel, and said, because thou because transgressed my covenant which have commanded their fathers, I will not hearken unto my voice. I also will not henceforth drive out any from before them, or the nations which Joshua left where he died, that though through them may I prove Israel, whether they will keep the way of the Lord, to walk therein, as the fathers did, keep it or not. Therefore the Lord left those nations without driving them out hastily. Neither delivered he them unto the hands of Joshua, so utterly destroy everything that breathed level. The old place is a witness. War language. It's like saying Arsenal massacre. Chelsea. I'm sure you will see blood on the field. Six zero. Something like that. So, wow. We say total massacre.</w:t>
+      </w:r>
+    </w:p>
+    <w:p>
+      <w:pPr>
+        <w:spacing w:after="120" w:line="276" w:lineRule="auto"/>
+      </w:pPr>
+      <w:r>
+        <w:rPr>
+          <w:rFonts w:ascii="Calibri" w:hAnsi="Calibri"/>
+          <w:sz w:val="22"/>
+        </w:rPr>
+        <w:t>Someone's wondering when is that going to happen? So this is basically the way. Well, he blew him away. I'm sure you don't think that he meant he just went and the guy flew away. Simply meant you can use it blew him away. Okay, look at fights and you say Floyd Mayweather made floor. Mayweather destroys. I don't know who's fighting this destroys. And then the guy that he destroyed is talking. I know I've lost this one. I thought he was destroyed. No, that's just a rhetoric. It's not a literal term. On somebody gives a speech and you say, my God, Samuel killed it. Man killed. What? He killed the speech. Even today we use statements like I'm dead yet speaking. You get it? In fact, there's a guy said, I die. He said, wow, that guy was killed. No. Understand the rhetoric of the day.</w:t>
+      </w:r>
+    </w:p>
+    <w:p>
+      <w:pPr>
+        <w:spacing w:after="120" w:line="276" w:lineRule="auto"/>
+      </w:pPr>
+      <w:r>
+        <w:rPr>
+          <w:rFonts w:ascii="Calibri" w:hAnsi="Calibri"/>
+          <w:sz w:val="22"/>
+        </w:rPr>
+        <w:t>Understand the language of the day. So we need to cross that barrier. And therefore the ancient languages have their own war rhetoric. You might have to consult materials as old as BC 1500 or BC 2000 to understand much of this rhetoric. I read a few of my discoveries for you of such language usage that we have within the scriptures. So the first thing is to note that Israel's conquest was not just military. It was also to infiltrate and the study will see later to basically put an end to idol worship. The key thing was that the job of Israel was to stop idolatry. That's the real war. And look at the fact that the Canaanites continue to live in the land. Maybe I should add even to Jesus. So this is basically just language. Language.</w:t>
+      </w:r>
+    </w:p>
+    <w:p>
+      <w:pPr>
+        <w:spacing w:after="120" w:line="276" w:lineRule="auto"/>
+      </w:pPr>
+      <w:r>
+        <w:rPr>
+          <w:rFonts w:ascii="Calibri" w:hAnsi="Calibri"/>
+          <w:sz w:val="22"/>
+        </w:rPr>
+        <w:t>And therefore was often employed the exaggeration rhetoric to just show the strength of a particular army. These guys are powerful men. They finished off. See I the he finished him off. And the guy that was finished off still gives a press interview. So when you use words that annihilated your opponents, blew them away. You are not in any way saying that the person doesn't exist anymore. Okay, good. I found some old writings. Just for reference. This one, Egypt Thutmose III written about the 15th century. Thutmoses is spelled T U T H M O S I S this was the boast. The numerous army of Maitani was overthrown within the hour. Annihilated totally like those now not existent. The truth of the matter is that the Britannis forces lived on to fight the 15th and 14th centuries before Christ.</w:t>
+      </w:r>
+    </w:p>
+    <w:p>
+      <w:pPr>
+        <w:spacing w:after="120" w:line="276" w:lineRule="auto"/>
+      </w:pPr>
+      <w:r>
+        <w:rPr>
+          <w:rFonts w:ascii="Calibri" w:hAnsi="Calibri"/>
+          <w:sz w:val="22"/>
+        </w:rPr>
+        <w:t>It was just the way they wrote about war. Another one in the Hittite history. Hittite king Mursili M U R S I double l I the second who ruled between 1322-1295 bc he said this mountain Ashipara is empty of humanity. The mountains of Tirikatimo is empty of humanity. Basically Just saying we won the war. Another book, the Bulletins of Ramses ii tells of Egypt's, less than spectacular victories in Syria. You can check this. 1270, 74 BC what does he say? The entire force of the Hittites, all the chiefs of the countries, the millions of foreigners, they are now chaff. That's just the way they wrote the Menetah stele. Another material in 1230 B.C. Ramses the son of Metana also said, Israel is wasted, his seed is not. That's not true. In fact they often say this even before the war is over.</w:t>
+      </w:r>
+    </w:p>
+    <w:p>
+      <w:pPr>
+        <w:spacing w:after="120" w:line="276" w:lineRule="auto"/>
+      </w:pPr>
+      <w:r>
+        <w:rPr>
+          <w:rFonts w:ascii="Calibri" w:hAnsi="Calibri"/>
+          <w:sz w:val="22"/>
+        </w:rPr>
+        <w:t>That sounds like Nigerian army. Moab's king Mesha, who also ruled between 840 to 830 BC bragged about the northern kingdom. So Israel was utterly praised. There's no more Israelite anywhere. That was a bit premature. Eventually the Assyrians did that to Israel. 7,722 BC but there's still Israel. They'll still Israel. When Jesus came last one, the Assyrian ruler of Sennacherib. Sennacherib is spelled S E W N A R C H E R I b. Between 701 to 681 bc he said the soldiers of Irimi, that's H I R I M E dangerous enemies. I cut them down with one sword and none of them escaped. So usually that is the war rhetoric. It doesn't mean that it's a literal application of war.</w:t>
+      </w:r>
+    </w:p>
+    <w:p>
+      <w:pPr>
+        <w:spacing w:after="120" w:line="276" w:lineRule="auto"/>
+      </w:pPr>
+      <w:r>
+        <w:rPr>
+          <w:rFonts w:ascii="Calibri" w:hAnsi="Calibri"/>
+          <w:sz w:val="22"/>
+        </w:rPr>
+        <w:t>Therefore the book of Joshua was written in that language spell, where you write in a lot of hyperbolism, a lot of exaggeration. So the key issue for Israel, and this is vital, is that it was more about idolatry. So it was a religious tone in war. Joshua 23, verse 12 and 13. We read that earlier, the instruction in Joshua, or is it Deuteronomy chapter 7, verse 2. Tom, chapter 7, verse 2 and 3. Is when the Lord I'll start from one. You shall bring the languages you go to possess. And thou shalt cast out many nations before the Hittites, the Gigashites and the Amorites and the Canaanites and the Perizzites and the Ebizzites and the Jebusites. I usually don't like the last one. Seven nations greater and mightier than you. When the Lord thy God shall deliver them before you.</w:t>
+      </w:r>
+    </w:p>
+    <w:p>
+      <w:pPr>
+        <w:spacing w:after="120" w:line="276" w:lineRule="auto"/>
+      </w:pPr>
+      <w:r>
+        <w:rPr>
+          <w:rFonts w:ascii="Calibri" w:hAnsi="Calibri"/>
+          <w:sz w:val="22"/>
+        </w:rPr>
+        <w:t>Thou shalt smite them and utterly destroy them. Thou shalt make no covenant with them, nor show mercy unto them. Utterly destroy. Look at the next statement. Neither shall you marry them. Can you see? Brother shall not give unto his son and his Daughter shall also not take unto your son. Thou shalt turn away thy son from following me. They shall turn away thy son from me. They shall serve that they will serve other gods. So they will kill you and destroy thee suddenly. So one can see that there's something beneath the walls and that had to do with worship in idolatry. So the issue with Canaan was idol worship. So looking closely at what we read in Joshua 23 shows that the war emphasized ultimately the issue of worship. Israel was to destroy altars, images, sacred pillars, temples.</w:t>
+      </w:r>
+    </w:p>
+    <w:p>
+      <w:pPr>
+        <w:spacing w:after="120" w:line="276" w:lineRule="auto"/>
+      </w:pPr>
+      <w:r>
+        <w:rPr>
+          <w:rFonts w:ascii="Calibri" w:hAnsi="Calibri"/>
+          <w:sz w:val="22"/>
+        </w:rPr>
+        <w:t>Maybe you need to realize that the word temple is not an heavenly language, the word shrine. Moses developed the word temple from Egypt, so they had a lot of conquests and battles to fight with idol worship. Look at Exodus 34, 12, 13. Watch yourselves that you make no covenant with the inhabitants of the land in which you are going into, or it will become a snare in your midst. Exodus 34, verse 12 and 13. He says, but rather you are to tear down their altars, smash their sacred pillars, and cut down their Assherin. So the core issue was worship. Then again, Deuteronomy 12, 2, 3, we read it earlier. Tear down their altars, smashed down their sacred pillars, burned the ashen with fire, cut down the graven images. So it's critical to see it primarily as a religious war.</w:t>
+      </w:r>
+    </w:p>
+    <w:p>
+      <w:pPr>
+        <w:spacing w:after="120" w:line="276" w:lineRule="auto"/>
+      </w:pPr>
+      <w:r>
+        <w:rPr>
+          <w:rFonts w:ascii="Calibri" w:hAnsi="Calibri"/>
+          <w:sz w:val="22"/>
+        </w:rPr>
+        <w:t>It's not a human destruction battle. The core thing was they don't worship Jehovah. Now, remember, our background was to look at Paul's cryptic interpretation, casting down every imagination and every I thing that exalts itself against the knowledge of God, to pull down strongholds and then to bring every thought to the subjection and obedience of Christ, who is following what I'm saying here. So that's where Paul wrote that from. And today you and I, of course, from our world. You can't do that as religious discrimination and all of that, but we will preach the gospel in our world is justified. Don't forget that. So it's critical to put that in context that the issue had to do with idols and worship and to prevent Israel themselves from mingling and being worshippers of idols. Listen, what the study will explain floor, I guess, on Monday.</w:t>
+      </w:r>
+    </w:p>
+    <w:p>
+      <w:pPr>
+        <w:spacing w:after="120" w:line="276" w:lineRule="auto"/>
+      </w:pPr>
+      <w:r>
+        <w:rPr>
+          <w:rFonts w:ascii="Calibri" w:hAnsi="Calibri"/>
+          <w:sz w:val="22"/>
+        </w:rPr>
+        <w:t>And that's the word erem. Erem is used so often. H E R E m. It's the word used for the destruction. And I found it in a whole lot of more technical Hebrew texts that it simply meant consecrated destruction. You see what that means later, it had to do more with worship than with things, materials, or human beings. Once again, do not forget that the ancient world they live by wars. Do your own research and check. A thousand years back, wars were common features. Even in Africa there are common features. Just read Chinu Achebe's Things Fall Apart and the arrow of God, manner of people. And then you see that villages coexisted based on military strength. So that means the work of faith in their world. Don't forget it's going to be weak because the exposition noted it's the substance of things.</w:t>
+      </w:r>
+    </w:p>
+    <w:p>
+      <w:pPr>
+        <w:spacing w:after="120" w:line="276" w:lineRule="auto"/>
+      </w:pPr>
+      <w:r>
+        <w:rPr>
+          <w:rFonts w:ascii="Calibri" w:hAnsi="Calibri"/>
+          <w:sz w:val="22"/>
+        </w:rPr>
+        <w:t>O4 heaviness of things does it. The work of faith will be carried out by wars. But did God sanction it? That's the little bit the study will deal with later. But let's cross the language barrier first, the context barrier, then look at the interpretation. Hope you're following me. So it's critical to also know that despite the conquest of war, did Israel solve the real battle? No. Idol worship was still prevalent. So Psalm 106, verse 34 to 35. He says, because I provoked the spirit so that he spoke advice with lips. They did not destroy the nations concerning whom the Lord commanded them, but were mingled among the evening and lent their walks. They served their idols, which were a snare unto them. Yea, they sacrificed their sons and their daughters unto devils. Watch the next statement. Please, please. You have to get this.</w:t>
+      </w:r>
+    </w:p>
+    <w:p>
+      <w:pPr>
+        <w:spacing w:before="160" w:after="160"/>
+      </w:pPr>
+      <w:r>
+        <w:rPr>
+          <w:color w:val="B4B4B4"/>
+        </w:rPr>
+        <w:t>―――――――――――――――――――――――――――――――――――</w:t>
+      </w:r>
+    </w:p>
+    <w:p>
+      <w:pPr>
+        <w:spacing w:before="280" w:after="120"/>
+      </w:pPr>
+      <w:r>
+        <w:rPr>
+          <w:rFonts w:ascii="Georgia" w:hAnsi="Georgia"/>
+          <w:b/>
+          <w:color w:val="1E2D50"/>
+          <w:sz w:val="27"/>
+        </w:rPr>
+        <w:t>Idolatrous Canaanite Depravity: Child Sacrifices and Divine Judgment</w:t>
+      </w:r>
+    </w:p>
+    <w:p>
+      <w:pPr>
+        <w:spacing w:after="120" w:line="276" w:lineRule="auto"/>
+      </w:pPr>
+      <w:r>
+        <w:rPr>
+          <w:rFonts w:ascii="Calibri" w:hAnsi="Calibri"/>
+          <w:sz w:val="22"/>
+        </w:rPr>
+        <w:t>And shed innocent blood and the blood of their sons and of their daughters, whom they sacrifice to those idols of Canaan. And the land was polluted with blood. First were they defiled with their own works and went a whoring with their own inventions. So it wasn't a war of conquering men, it was a war of conquering idols. Let me see if one understands that one. But on the surface, what you are going to read will be physical battles. But the why, which is what the exposition noted is critical. The why is about idol worship. And don't forget that Israel was meant to do this all over the world. This is why today people still interpret it that way. And they still believe that the strongest army israel, etc. Etc. Etc. That one day Israel is going to win everybody. And all of that.</w:t>
+      </w:r>
+    </w:p>
+    <w:p>
+      <w:pPr>
+        <w:spacing w:after="120" w:line="276" w:lineRule="auto"/>
+      </w:pPr>
+      <w:r>
+        <w:rPr>
+          <w:rFonts w:ascii="Calibri" w:hAnsi="Calibri"/>
+          <w:sz w:val="22"/>
+        </w:rPr>
+        <w:t>When that doesn't work, they say every general of the US army is an Israeli. If one understands the context and then one understands the language, you will read your Bible upside down that way. So we need to identify the crucial areas. We'll just take that. Take a short break. The crucial areas here for us would be, we have a background. Hebrews 11 says they wrought righteousness. Right. Hebrews 11 says that they subdued kingdoms and put armies to flight. Hebrews 11 doesn't say they killed people. Interesting. So. But people were killed. So the substance of things hoped for, which is God promised Abraham a land whose builder and maker is God, which is there's no idol worship, no whoring, no, no sin, no flesh, no demon, no selfishness and all of that. So that's what God promised Abraham.</w:t>
+      </w:r>
+    </w:p>
+    <w:p>
+      <w:pPr>
+        <w:spacing w:after="120" w:line="276" w:lineRule="auto"/>
+      </w:pPr>
+      <w:r>
+        <w:rPr>
+          <w:rFonts w:ascii="Calibri" w:hAnsi="Calibri"/>
+          <w:sz w:val="22"/>
+        </w:rPr>
+        <w:t>The spirit, the land of the spirit, the walk of the Spirit. And it's in view of that the wars were fought and Canaan will be call it a prototype, like the sender for everything to happen, Canaan that become Jerusalem, etc. Etc. It therefore means that what we have in the walls is a cryptic imagery of what is the reality today, the preaching of the Gospel. Shadows are never perfect and whatever is the prefigure will never be perfect. Just like the ark, just like the animals and all that. Just like Isaac, just like this. It would never be perfect because that is what is meant to be. That means that the walls, just like the ark, just like the temple. Let me, let me take you back a little bit because it's vital to note this. Why did Moses build a tabernacle?</w:t>
+      </w:r>
+    </w:p>
+    <w:p>
+      <w:pPr>
+        <w:spacing w:after="120" w:line="276" w:lineRule="auto"/>
+      </w:pPr>
+      <w:r>
+        <w:rPr>
+          <w:rFonts w:ascii="Calibri" w:hAnsi="Calibri"/>
+          <w:sz w:val="22"/>
+        </w:rPr>
+        <w:t>Because that's what they did in Egypt. Why did Moses create the holiest of all? In fact, I'll probably explore this later in history and proper archaeology. The format of the temple was first found in Egypt. The earliest of all the issue of priesthood and all of that priesthood is Gentile. The first priest we find in scripture. Yes, you could go earlier on, but the first known priest we find in Scriptures, Melchizedek, which again is a gentile priesthood, kingdoms, etc. Etc. So Moses is a guy who went to university, I guess. What did they worship idols in Lagos. And he learned about idols, he understood worship, he lived in the house of Pharaoh. But he knows that idol worship came because men twisted the knowledge of God. So he's saying what was twisted here. He wants to represent Jehovah to the people.</w:t>
+      </w:r>
+    </w:p>
+    <w:p>
+      <w:pPr>
+        <w:spacing w:after="120" w:line="276" w:lineRule="auto"/>
+      </w:pPr>
+      <w:r>
+        <w:rPr>
+          <w:rFonts w:ascii="Calibri" w:hAnsi="Calibri"/>
+          <w:sz w:val="22"/>
+        </w:rPr>
+        <w:t>And what is he going to use? God will have to work with it. He will have to use human made temples. That's why the writer of Hebrews warns you early Hebrews 8. Five, when he was about to build the temple, God told him according to pattern. Why? Because the knowledge he had was idol worship. It had to be according to pattern, according to what Jesus will do. So now let's look up and ask a few questions. Look up, guys, look up. Today if anybody goes into a house to say God is There and then puts any images and vows. What do you call it? Idol worship. How come it wasn't called idol worship then? Because of the why. So it's the why. There's a white stone. But today Jesus has come.</w:t>
+      </w:r>
+    </w:p>
+    <w:p>
+      <w:pPr>
+        <w:spacing w:after="120" w:line="276" w:lineRule="auto"/>
+      </w:pPr>
+      <w:r>
+        <w:rPr>
+          <w:rFonts w:ascii="Calibri" w:hAnsi="Calibri"/>
+          <w:sz w:val="22"/>
+        </w:rPr>
+        <w:t>You have the word, you have the revealed scriptures that will be idol worship. Everything Moses gave them as instruments of worship. Paul calls them today commandments of men and idol worship. Now, I'm giving you this background before we look at the specifics of the war. The truth is, I don't want to use the word God is helpless. But that's just what he had to do. God did not initiate conquest as a means of settling disputes among humanity. Humanity did that themselves. God will have to make do with what was available. So I say, but why would God make use of that? Well, God used Abraham, who was not the cleanest of men available. I don't think he was the best of men. God used Noah. So God will use what was sinful was. So I trust God to cross this barrier.</w:t>
+      </w:r>
+    </w:p>
+    <w:p>
+      <w:pPr>
+        <w:spacing w:after="120" w:line="276" w:lineRule="auto"/>
+      </w:pPr>
+      <w:r>
+        <w:rPr>
+          <w:rFonts w:ascii="Calibri" w:hAnsi="Calibri"/>
+          <w:sz w:val="22"/>
+        </w:rPr>
+        <w:t>Well, so the truth is, looking at the temple, I Paul said, left the walls to go to worship. Okay, let's look at worship. How would you explain worship to a people that came out of Israel, Egypt? We'll have to build a tabernacle, put an ark there. Things they could relate with if you tell them to take over the whole world for Jehovah so that everyone will worship Yahweh. How do you enter a land without war? That's the way they entered land in their world. 1, 2. How do you do that without putting down the idols? That's what you are going to have to do. So if we read it in their own world and day and age, then our interpretation of the wars will make a lot of sense. You following this? Look at Abraham. Abraham goes in Genesis 13.</w:t>
+      </w:r>
+    </w:p>
+    <w:p>
+      <w:pPr>
+        <w:spacing w:after="120" w:line="276" w:lineRule="auto"/>
+      </w:pPr>
+      <w:r>
+        <w:rPr>
+          <w:rFonts w:ascii="Calibri" w:hAnsi="Calibri"/>
+          <w:sz w:val="22"/>
+        </w:rPr>
+        <w:t>He goes to rescue his brother, son by the name of lot. Genesis 14. He doesn't come out smelling of roses. He comes out with POWs, prisoners of war. We're not told the details of what had happened. You didn't matter. I don't think he went there and simply just said, leave him alone and cut these guys. I think some bloodshed must have happened. Bible is silent on it, but you are left to think through it. He comes back and pay attention. He gives a tenth of it to the kings. Hear me? Tithing wasn't first a God instruction. It was a man practice that was used to honor kings and nobles and deities. And Abraham does it to the priests of Yahweh. And Moses says, see what Your father did. That's what you are going to do to Almighty God.</w:t>
+      </w:r>
+    </w:p>
+    <w:p>
+      <w:pPr>
+        <w:spacing w:after="120" w:line="276" w:lineRule="auto"/>
+      </w:pPr>
+      <w:r>
+        <w:rPr>
+          <w:rFonts w:ascii="Calibri" w:hAnsi="Calibri"/>
+          <w:sz w:val="22"/>
+        </w:rPr>
+        <w:t>A Gentile practice became a Jewish practice. And then today in Christ Jesus, we understand the principle of honor. Who's following what I'm saying here? So it's about the context. Get the grammar right, get the context right, then we come back to our world. What does this mean today? It means to cast down every imagination, to bring every thought to the obedience of Christ. I must mention this because the study will exploit that. This wrong interpretation was why we had the Crusades. Many of you don't know what a crusade is. Crusade literally actually was used by Christian fighters to kill people. With the advent of, establishing Christianity in nations. Crusade simply means getting there, kill people and then establish Christianity. Why? Because they wrongly interpreted this text. So we must get it right in the way and manner that they are viewed.</w:t>
+      </w:r>
+    </w:p>
+    <w:p>
+      <w:pPr>
+        <w:spacing w:after="120" w:line="276" w:lineRule="auto"/>
+      </w:pPr>
+      <w:r>
+        <w:rPr>
+          <w:rFonts w:ascii="Calibri" w:hAnsi="Calibri"/>
+          <w:sz w:val="22"/>
+        </w:rPr>
+        <w:t>So which means that the goal is more. Let me use the word religious. We have seen that much of the canaanites remained. Joshua 16:6. Sorry. 15:63, Joshua 16:10, Joshua 17:12, Joshua 17:13. Judges chapter 1 and verse 19, Judges 1 and 19 then drive them out. Judges 1:21, Judges 1:27:35. The Amorites were certified would dwell in Mount Eris, in Hagar, in Chalabim. Yet the land, the hand of the house of Joseph, prevailed and they became tributaries. In other words, they made them slaves. So eventually they made them slaves and they made them stop idol worship. In, in some past leaders, they were mingled in idol worship, etc. Etc. So the truth is we will be dishonest if we just read the war conquest and ignore why the war took place. Let's review a few things because it's a very sensitive part of scripture study.</w:t>
+      </w:r>
+    </w:p>
+    <w:p>
+      <w:pPr>
+        <w:spacing w:after="120" w:line="276" w:lineRule="auto"/>
+      </w:pPr>
+      <w:r>
+        <w:rPr>
+          <w:rFonts w:ascii="Calibri" w:hAnsi="Calibri"/>
+          <w:sz w:val="22"/>
+        </w:rPr>
+        <w:t>I don't want you to make assumptions. The war was already part of the world. Wars are the ways you enter into a land. Either you are made a slave, Joseph's case, or you enter by war. Abraham's case and lot. Genesis 14 is an example. That's just the way it is. Territories were claimed by war and conquest. Check all the histories of humanity. I heard one Chinese material as well that traced it up to Genesis chapter five. And it was clear that the world was built on wars. That means when Romans 5:12 tells you sin entered into the world and death by sin. Death reigned upon all, for all had sinned before the law. Sin was in the world. But sin was not imputed when there was no law. Nevertheless, death reigned from Adam to Moses over them. That not sin.</w:t>
+      </w:r>
+    </w:p>
+    <w:p>
+      <w:pPr>
+        <w:spacing w:after="120" w:line="276" w:lineRule="auto"/>
+      </w:pPr>
+      <w:r>
+        <w:rPr>
+          <w:rFonts w:ascii="Calibri" w:hAnsi="Calibri"/>
+          <w:sz w:val="22"/>
+        </w:rPr>
+        <w:t>You need to realize that and within that tyrannical rule of the reign of death, God's working, God is worshipped, God is believed. Faith is still the substance of things hoped for, the evidence of things not seen. So you will learn to first of all understand the what very well and look at the why. Is that clear so critically there? 4. We must see the wisdom of God walking through the vagaries, the inabilities, the inefficiencies, the, as you call it, the sinful dispositions of man. Go and possess the land. Then you find out, how do I possess the land? Today they call you to go and possess the land. You think what it means is to preach because in your world, men don't take over lands by war, not anymore, though some still twist it.</w:t>
+      </w:r>
+    </w:p>
+    <w:p>
+      <w:pPr>
+        <w:spacing w:after="120" w:line="276" w:lineRule="auto"/>
+      </w:pPr>
+      <w:r>
+        <w:rPr>
+          <w:rFonts w:ascii="Calibri" w:hAnsi="Calibri"/>
+          <w:sz w:val="22"/>
+        </w:rPr>
+        <w:t>We possess the land for them, mean to take over government. They are just as daft as expected. That's not what it means. So Israel failed eventually, because even up to the time of Jesus, there was idol worship in Paul. So we therefore must not just do a surface reading of these things, we must go beyond the surface and read the texts adequately and in their world. So let's just repeat a few things. So we therefore say that to utterly destroy is not a literal language, right? Everything that breathes is not a literal language. To take over the whole place is not a literal language. It was more of infiltrate, stop idol worship, let them worship Jehovah and all of that. So put it down. The bigger picture, therefore, is not the conquest.</w:t>
+      </w:r>
+    </w:p>
+    <w:p>
+      <w:pPr>
+        <w:spacing w:after="120" w:line="276" w:lineRule="auto"/>
+      </w:pPr>
+      <w:r>
+        <w:rPr>
+          <w:rFonts w:ascii="Calibri" w:hAnsi="Calibri"/>
+          <w:sz w:val="22"/>
+        </w:rPr>
+        <w:t>The bigger picture is more of engaging the culture and the idol worship and the religion for the service of God. So that's critical to know the why and understand the what in their world. But the why in the context of the whole Bible will be the way to view the worlds. Amen.</w:t>
+      </w:r>
+    </w:p>
+    <w:p>
+      <w:pPr>
+        <w:spacing w:after="120" w:line="276" w:lineRule="auto"/>
+      </w:pPr>
+      <w:r>
+        <w:rPr>
+          <w:rFonts w:ascii="Calibri" w:hAnsi="Calibri"/>
+          <w:sz w:val="22"/>
+        </w:rPr>
+        <w:t>Transcribed by https://fireflies.ai/</w:t>
       </w:r>
     </w:p>
     <w:sectPr>
       <w:pgSz w:w="12240" w:h="15840"/>
-      <w:pgMar w:top="1440" w:right="1800" w:bottom="1440" w:left="1800" w:header="720" w:footer="720" w:gutter="0"/>
+      <w:pgMar w:top="1440" w:right="1440" w:bottom="1440" w:left="1440" w:header="720" w:footer="720" w:gutter="0"/>
       <w:cols w:space="720"/>
       <w:docGrid w:linePitch="360"/>
     </w:sectPr>
